--- a/Launcher/Templates/F_ТИПОВИЙ ДОГОВІР КАБЕЛЬНА РЕТРАНСЛЯЦІЯ.docx
+++ b/Launcher/Templates/F_ТИПОВИЙ ДОГОВІР КАБЕЛЬНА РЕТРАНСЛЯЦІЯ.docx
@@ -1,6 +1,6 @@
 
 <file path=word/document.xml><?xml version="1.0" encoding="utf-8"?>
-<w:document xmlns:wpc="http://schemas.microsoft.com/office/word/2010/wordprocessingCanvas" xmlns:cx="http://schemas.microsoft.com/office/drawing/2014/chartex" xmlns:cx1="http://schemas.microsoft.com/office/drawing/2015/9/8/chartex" xmlns:cx2="http://schemas.microsoft.com/office/drawing/2015/10/21/chartex" xmlns:cx3="http://schemas.microsoft.com/office/drawing/2016/5/9/chartex" xmlns:cx4="http://schemas.microsoft.com/office/drawing/2016/5/10/chartex" xmlns:cx5="http://schemas.microsoft.com/office/drawing/2016/5/11/chartex" xmlns:cx6="http://schemas.microsoft.com/office/drawing/2016/5/12/chartex" xmlns:cx7="http://schemas.microsoft.com/office/drawing/2016/5/13/chartex" xmlns:cx8="http://schemas.microsoft.com/office/drawing/2016/5/14/chartex" xmlns:mc="http://schemas.openxmlformats.org/markup-compatibility/2006" xmlns:aink="http://schemas.microsoft.com/office/drawing/2016/ink" xmlns:am3d="http://schemas.microsoft.com/office/drawing/2017/model3d" xmlns:o="urn:schemas-microsoft-com:office:office" xmlns:r="http://schemas.openxmlformats.org/officeDocument/2006/relationships" xmlns:m="http://schemas.openxmlformats.org/officeDocument/2006/math" xmlns:v="urn:schemas-microsoft-com:vml" xmlns:wp14="http://schemas.microsoft.com/office/word/2010/wordprocessingDrawing" xmlns:wp="http://schemas.openxmlformats.org/drawingml/2006/wordprocessingDrawing" xmlns:w10="urn:schemas-microsoft-com:office:word" xmlns:w="http://schemas.openxmlformats.org/wordprocessingml/2006/main" xmlns:w14="http://schemas.microsoft.com/office/word/2010/wordml" xmlns:w15="http://schemas.microsoft.com/office/word/2012/wordml" xmlns:w16cid="http://schemas.microsoft.com/office/word/2016/wordml/cid" xmlns:w16se="http://schemas.microsoft.com/office/word/2015/wordml/symex" xmlns:wpg="http://schemas.microsoft.com/office/word/2010/wordprocessingGroup" xmlns:wpi="http://schemas.microsoft.com/office/word/2010/wordprocessingInk" xmlns:wne="http://schemas.microsoft.com/office/word/2006/wordml" xmlns:wps="http://schemas.microsoft.com/office/word/2010/wordprocessingShape" mc:Ignorable="w14 w15 w16se w16cid wp14">
+<w:document xmlns:wpc="http://schemas.microsoft.com/office/word/2010/wordprocessingCanvas" xmlns:mc="http://schemas.openxmlformats.org/markup-compatibility/2006" xmlns:o="urn:schemas-microsoft-com:office:office" xmlns:r="http://schemas.openxmlformats.org/officeDocument/2006/relationships" xmlns:m="http://schemas.openxmlformats.org/officeDocument/2006/math" xmlns:v="urn:schemas-microsoft-com:vml" xmlns:wp14="http://schemas.microsoft.com/office/word/2010/wordprocessingDrawing" xmlns:wp="http://schemas.openxmlformats.org/drawingml/2006/wordprocessingDrawing" xmlns:w10="urn:schemas-microsoft-com:office:word" xmlns:w="http://schemas.openxmlformats.org/wordprocessingml/2006/main" xmlns:w14="http://schemas.microsoft.com/office/word/2010/wordml" xmlns:w15="http://schemas.microsoft.com/office/word/2012/wordml" xmlns:wpg="http://schemas.microsoft.com/office/word/2010/wordprocessingGroup" xmlns:wpi="http://schemas.microsoft.com/office/word/2010/wordprocessingInk" xmlns:wne="http://schemas.microsoft.com/office/word/2006/wordml" xmlns:wps="http://schemas.microsoft.com/office/word/2010/wordprocessingShape" mc:Ignorable="w14 w15 wp14">
   <w:body>
     <w:p>
       <w:pPr>
@@ -107,7 +107,7 @@
         <w:sdtContent>
           <w:r>
             <w:rPr>
-              <w:rStyle w:val="af0"/>
+              <w:rStyle w:val="af"/>
             </w:rPr>
             <w:t>Место для ввода текста.</w:t>
           </w:r>
@@ -187,7 +187,7 @@
         <w:sdtContent>
           <w:r>
             <w:rPr>
-              <w:rStyle w:val="af0"/>
+              <w:rStyle w:val="af"/>
               <w:lang w:val="uk-UA"/>
             </w:rPr>
             <w:t>Место для ввода текста.</w:t>
@@ -367,7 +367,7 @@
         <w:sdtContent>
           <w:r>
             <w:rPr>
-              <w:rStyle w:val="af0"/>
+              <w:rStyle w:val="af"/>
             </w:rPr>
             <w:t>Место для ввода текста.</w:t>
           </w:r>
@@ -401,7 +401,7 @@
         <w:sdtContent>
           <w:r>
             <w:rPr>
-              <w:rStyle w:val="af0"/>
+              <w:rStyle w:val="af"/>
             </w:rPr>
             <w:t>Место для ввода текста.</w:t>
           </w:r>
@@ -454,7 +454,7 @@
         <w:sdtContent>
           <w:r>
             <w:rPr>
-              <w:rStyle w:val="af0"/>
+              <w:rStyle w:val="af"/>
             </w:rPr>
             <w:t>Место для ввода текста.</w:t>
           </w:r>
@@ -481,7 +481,7 @@
         <w:sdtContent>
           <w:r>
             <w:rPr>
-              <w:rStyle w:val="af0"/>
+              <w:rStyle w:val="af"/>
               <w:rFonts w:eastAsia="Calibri"/>
               <w:b/>
             </w:rPr>
@@ -518,7 +518,7 @@
         <w:sdtContent>
           <w:r>
             <w:rPr>
-              <w:rStyle w:val="af0"/>
+              <w:rStyle w:val="af"/>
             </w:rPr>
             <w:t>Место для ввода текста.</w:t>
           </w:r>
@@ -545,7 +545,7 @@
         <w:sdtContent>
           <w:r>
             <w:rPr>
-              <w:rStyle w:val="af0"/>
+              <w:rStyle w:val="af"/>
               <w:rFonts w:eastAsia="Calibri"/>
               <w:b/>
             </w:rPr>
@@ -872,27 +872,7 @@
           <w:szCs w:val="22"/>
           <w:shd w:val="clear" w:color="auto" w:fill="FFFFFF"/>
         </w:rPr>
-        <w:t xml:space="preserve"> (доведення до загального відома) - передача в ефір за допомогою радіохвиль (а також лазерних променів, гамма-променів тощо), у тому числі з використанням супутників, чи передача на віддаль за допомогою проводів або будь-якого виду наземного чи підземного (підводного) кабелю (провідникового, оптоволоконного та інших видів) творів, </w:t>
-      </w:r>
-      <w:proofErr w:type="spellStart"/>
-      <w:r>
-        <w:rPr>
-          <w:color w:val="000000"/>
-          <w:sz w:val="22"/>
-          <w:szCs w:val="22"/>
-          <w:shd w:val="clear" w:color="auto" w:fill="FFFFFF"/>
-        </w:rPr>
-        <w:t>виконань</w:t>
-      </w:r>
-      <w:proofErr w:type="spellEnd"/>
-      <w:r>
-        <w:rPr>
-          <w:color w:val="000000"/>
-          <w:sz w:val="22"/>
-          <w:szCs w:val="22"/>
-          <w:shd w:val="clear" w:color="auto" w:fill="FFFFFF"/>
-        </w:rPr>
-        <w:t>, будь-яких звуків і (або) зображень, їх записів у фонограмах і відеограмах, програм організацій мовлення тощо, коли зазначена передача може бути сприйнята необмеженою кількістю осіб у різних місцях, віддаленість яких від місця передачі є такою, що без зазначеної передачі зображення чи звуки не можуть бути сприйняті</w:t>
+        <w:t xml:space="preserve"> (доведення до загального відома) - передача в ефір за допомогою радіохвиль (а також лазерних променів, гамма-променів тощо), у тому числі з використанням супутників, чи передача на віддаль за допомогою проводів або будь-якого виду наземного чи підземного (підводного) кабелю (провідникового, оптоволоконного та інших видів) творів, виконань, будь-яких звуків і (або) зображень, їх записів у фонограмах і відеограмах, програм організацій мовлення тощо, коли зазначена передача може бути сприйнята необмеженою кількістю осіб у різних місцях, віддаленість яких від місця передачі є такою, що без зазначеної передачі зображення чи звуки не можуть бути сприйняті</w:t>
       </w:r>
       <w:r>
         <w:rPr>
@@ -930,27 +910,7 @@
           <w:szCs w:val="22"/>
           <w:shd w:val="clear" w:color="auto" w:fill="FFFFFF"/>
         </w:rPr>
-        <w:t xml:space="preserve"> - прийом і одночасна передача телерадіоорганізаціями, провайдерами програмної послуги та іншими особами незалежно від використаних технічних засобів повних і незмінних передач (програм) організацій мовлення або їх істотних частин, а також творів, </w:t>
-      </w:r>
-      <w:proofErr w:type="spellStart"/>
-      <w:r>
-        <w:rPr>
-          <w:color w:val="000000"/>
-          <w:sz w:val="22"/>
-          <w:szCs w:val="22"/>
-          <w:shd w:val="clear" w:color="auto" w:fill="FFFFFF"/>
-        </w:rPr>
-        <w:t>виконань</w:t>
-      </w:r>
-      <w:proofErr w:type="spellEnd"/>
-      <w:r>
-        <w:rPr>
-          <w:color w:val="000000"/>
-          <w:sz w:val="22"/>
-          <w:szCs w:val="22"/>
-          <w:shd w:val="clear" w:color="auto" w:fill="FFFFFF"/>
-        </w:rPr>
-        <w:t>, фонограм, відеограм, зокрема таких, що містяться в таких передачах (програмах) організацій мовлення, за умови що початкова трансляція такої передачі (програми) здійснена організацією мовлення, яка не підпадає під юрисдикцію України відповідно до закону або міжнародного договору, згода на обов’язковість якого надана Верховною Радою України;</w:t>
+        <w:t xml:space="preserve"> - прийом і одночасна передача телерадіоорганізаціями, провайдерами програмної послуги та іншими особами незалежно від використаних технічних засобів повних і незмінних передач (програм) організацій мовлення або їх істотних частин, а також творів, виконань, фонограм, відеограм, зокрема таких, що містяться в таких передачах (програмах) організацій мовлення, за умови що початкова трансляція такої передачі (програми) здійснена організацією мовлення, яка не підпадає під юрисдикцію України відповідно до закону або міжнародного договору, згода на обов’язковість якого надана Верховною Радою України;</w:t>
       </w:r>
     </w:p>
     <w:p>
@@ -1353,6 +1313,7 @@
           <w:docPartGallery w:val="Tables"/>
         </w:docPartList>
       </w:sdtPr>
+      <w:sdtEndPr/>
       <w:sdtContent>
         <w:p>
           <w:pPr>
@@ -1546,27 +1507,7 @@
                     <w:sz w:val="22"/>
                     <w:szCs w:val="22"/>
                   </w:rPr>
-                  <w:t>(</w:t>
-                </w:r>
-                <w:proofErr w:type="spellStart"/>
-                <w:r>
-                  <w:rPr>
-                    <w:bCs/>
-                    <w:i/>
-                    <w:sz w:val="22"/>
-                    <w:szCs w:val="22"/>
-                  </w:rPr>
-                  <w:t>чол</w:t>
-                </w:r>
-                <w:proofErr w:type="spellEnd"/>
-                <w:r>
-                  <w:rPr>
-                    <w:bCs/>
-                    <w:i/>
-                    <w:sz w:val="22"/>
-                    <w:szCs w:val="22"/>
-                  </w:rPr>
-                  <w:t>.)</w:t>
+                  <w:t>(чол.)</w:t>
                 </w:r>
               </w:p>
             </w:tc>
@@ -1849,7 +1790,7 @@
         <w:sdtContent>
           <w:r>
             <w:rPr>
-              <w:rStyle w:val="af0"/>
+              <w:rStyle w:val="af"/>
             </w:rPr>
             <w:t>Место для ввода текста.</w:t>
           </w:r>
@@ -1885,7 +1826,7 @@
         <w:sdtContent>
           <w:r>
             <w:rPr>
-              <w:rStyle w:val="af0"/>
+              <w:rStyle w:val="af"/>
             </w:rPr>
             <w:t>Место для ввода текста.</w:t>
           </w:r>
@@ -1972,7 +1913,7 @@
         <w:sdtContent>
           <w:r>
             <w:rPr>
-              <w:rStyle w:val="af0"/>
+              <w:rStyle w:val="af"/>
             </w:rPr>
             <w:t>Место для ввода текста.</w:t>
           </w:r>
@@ -2008,7 +1949,7 @@
         <w:sdtContent>
           <w:r>
             <w:rPr>
-              <w:rStyle w:val="af0"/>
+              <w:rStyle w:val="af"/>
             </w:rPr>
             <w:t>Место для ввода текста.</w:t>
           </w:r>
@@ -2057,7 +1998,7 @@
         <w:sdtContent>
           <w:r>
             <w:rPr>
-              <w:rStyle w:val="af0"/>
+              <w:rStyle w:val="af"/>
             </w:rPr>
             <w:t>Место для ввода текста.</w:t>
           </w:r>
@@ -2114,7 +2055,7 @@
         <w:sdtContent>
           <w:r>
             <w:rPr>
-              <w:rStyle w:val="af0"/>
+              <w:rStyle w:val="af"/>
             </w:rPr>
             <w:t>Место для ввода текста.</w:t>
           </w:r>
@@ -2227,7 +2168,7 @@
         <w:sdtContent>
           <w:r>
             <w:rPr>
-              <w:rStyle w:val="af0"/>
+              <w:rStyle w:val="af"/>
             </w:rPr>
             <w:t>Место для ввода текста.</w:t>
           </w:r>
@@ -2509,7 +2450,6 @@
           </w:rPr>
           <w:t>.</w:t>
         </w:r>
-        <w:proofErr w:type="spellStart"/>
         <w:r>
           <w:rPr>
             <w:rStyle w:val="a9"/>
@@ -2519,7 +2459,6 @@
           </w:rPr>
           <w:t>ua</w:t>
         </w:r>
-        <w:proofErr w:type="spellEnd"/>
       </w:hyperlink>
       <w:r>
         <w:rPr>
@@ -2540,23 +2479,7 @@
           <w:sz w:val="22"/>
           <w:szCs w:val="22"/>
         </w:rPr>
-        <w:t xml:space="preserve"> подається в файлі формату </w:t>
-      </w:r>
-      <w:proofErr w:type="spellStart"/>
-      <w:r>
-        <w:rPr>
-          <w:sz w:val="22"/>
-          <w:szCs w:val="22"/>
-        </w:rPr>
-        <w:t>Exсel</w:t>
-      </w:r>
-      <w:proofErr w:type="spellEnd"/>
-      <w:r>
-        <w:rPr>
-          <w:sz w:val="22"/>
-          <w:szCs w:val="22"/>
-        </w:rPr>
-        <w:t>);</w:t>
+        <w:t xml:space="preserve"> подається в файлі формату Exсel);</w:t>
       </w:r>
     </w:p>
     <w:p>
@@ -3265,23 +3188,7 @@
           <w:sz w:val="22"/>
           <w:szCs w:val="22"/>
         </w:rPr>
-        <w:t>Користувач зобов’язаний використовувати оригінальні твори без заподіяння їм шкоди, в тому числі не вносити змін або доповнень в твори без письмового дозволу автора (-</w:t>
-      </w:r>
-      <w:proofErr w:type="spellStart"/>
-      <w:r>
-        <w:rPr>
-          <w:sz w:val="22"/>
-          <w:szCs w:val="22"/>
-        </w:rPr>
-        <w:t>ів</w:t>
-      </w:r>
-      <w:proofErr w:type="spellEnd"/>
-      <w:r>
-        <w:rPr>
-          <w:sz w:val="22"/>
-          <w:szCs w:val="22"/>
-        </w:rPr>
-        <w:t>) творів, не здійснювати переробку, аранжування, переклад тощо.</w:t>
+        <w:t>Користувач зобов’язаний використовувати оригінальні твори без заподіяння їм шкоди, в тому числі не вносити змін або доповнень в твори без письмового дозволу автора (-ів) творів, не здійснювати переробку, аранжування, переклад тощо.</w:t>
       </w:r>
     </w:p>
     <w:p>
@@ -3919,23 +3826,7 @@
           <w:sz w:val="22"/>
           <w:szCs w:val="22"/>
         </w:rPr>
-        <w:t xml:space="preserve">повторно публічно </w:t>
-      </w:r>
-      <w:proofErr w:type="spellStart"/>
-      <w:r>
-        <w:rPr>
-          <w:sz w:val="22"/>
-          <w:szCs w:val="22"/>
-        </w:rPr>
-        <w:t>сповіщувати</w:t>
-      </w:r>
-      <w:proofErr w:type="spellEnd"/>
-      <w:r>
-        <w:rPr>
-          <w:sz w:val="22"/>
-          <w:szCs w:val="22"/>
-        </w:rPr>
-        <w:t xml:space="preserve"> </w:t>
+        <w:t xml:space="preserve">повторно публічно сповіщувати </w:t>
       </w:r>
       <w:r>
         <w:rPr>
@@ -4247,7 +4138,7 @@
         <w:sdtContent>
           <w:r>
             <w:rPr>
-              <w:rStyle w:val="af0"/>
+              <w:rStyle w:val="af"/>
             </w:rPr>
             <w:t>Место для ввода текста.</w:t>
           </w:r>
@@ -4306,7 +4197,7 @@
         <w:sdtContent>
           <w:r>
             <w:rPr>
-              <w:rStyle w:val="af0"/>
+              <w:rStyle w:val="af"/>
             </w:rPr>
             <w:t>Место для ввода текста.</w:t>
           </w:r>
@@ -4382,7 +4273,7 @@
             <w:bCs/>
             <w:sz w:val="22"/>
             <w:szCs w:val="22"/>
-            <w:lang w:val="ru-UA"/>
+            <w:lang w:val="aa-ET"/>
           </w:rPr>
           <w:alias w:val="prcntPrl"/>
           <w:tag w:val="prcntPrl"/>
@@ -4394,10 +4285,11 @@
           <w15:appearance w15:val="tags"/>
           <w:text/>
         </w:sdtPr>
+        <w:sdtEndPr/>
         <w:sdtContent>
           <w:r>
             <w:rPr>
-              <w:rStyle w:val="af0"/>
+              <w:rStyle w:val="af"/>
             </w:rPr>
             <w:t>Место для ввода текста.</w:t>
           </w:r>
@@ -4409,7 +4301,7 @@
           <w:bCs/>
           <w:sz w:val="22"/>
           <w:szCs w:val="22"/>
-          <w:lang w:val="ru-UA"/>
+          <w:lang w:val="aa-ET"/>
         </w:rPr>
         <w:t xml:space="preserve"> (</w:t>
       </w:r>
@@ -4419,7 +4311,7 @@
             <w:bCs/>
             <w:sz w:val="22"/>
             <w:szCs w:val="22"/>
-            <w:lang w:val="ru-UA"/>
+            <w:lang w:val="aa-ET"/>
           </w:rPr>
           <w:alias w:val="prcntPrlText"/>
           <w:tag w:val="prcntPrlText"/>
@@ -4431,10 +4323,11 @@
           <w15:appearance w15:val="tags"/>
           <w:text/>
         </w:sdtPr>
+        <w:sdtEndPr/>
         <w:sdtContent>
           <w:r>
             <w:rPr>
-              <w:rStyle w:val="af0"/>
+              <w:rStyle w:val="af"/>
             </w:rPr>
             <w:t>Место для ввода текста.</w:t>
           </w:r>
@@ -4446,7 +4339,7 @@
           <w:bCs/>
           <w:sz w:val="22"/>
           <w:szCs w:val="22"/>
-          <w:lang w:val="ru-UA"/>
+          <w:lang w:val="aa-ET"/>
         </w:rPr>
         <w:t>)</w:t>
       </w:r>
@@ -4467,8 +4360,6 @@
         </w:rPr>
         <w:t>%</w:t>
       </w:r>
-      <w:bookmarkStart w:id="7" w:name="_GoBack"/>
-      <w:bookmarkEnd w:id="7"/>
       <w:r>
         <w:rPr>
           <w:sz w:val="22"/>
@@ -4863,23 +4754,7 @@
           <w:sz w:val="22"/>
           <w:szCs w:val="22"/>
         </w:rPr>
-        <w:t xml:space="preserve">7.2. Обробці відповідно до законодавства України про захист персональних даних у базі персональних даних «Користувачі авторського права» підлягають наступні категорії персональних даних: адреса проживання (реєстрації), </w:t>
-      </w:r>
-      <w:proofErr w:type="spellStart"/>
-      <w:r>
-        <w:rPr>
-          <w:sz w:val="22"/>
-          <w:szCs w:val="22"/>
-        </w:rPr>
-        <w:t>резидентство</w:t>
-      </w:r>
-      <w:proofErr w:type="spellEnd"/>
-      <w:r>
-        <w:rPr>
-          <w:sz w:val="22"/>
-          <w:szCs w:val="22"/>
-        </w:rPr>
-        <w:t xml:space="preserve">, ідентифікаційний податковий номер, паспортні дані, банківські реквізити, контактні номери телефонів, </w:t>
+        <w:t xml:space="preserve">7.2. Обробці відповідно до законодавства України про захист персональних даних у базі персональних даних «Користувачі авторського права» підлягають наступні категорії персональних даних: адреса проживання (реєстрації), резидентство, ідентифікаційний податковий номер, паспортні дані, банківські реквізити, контактні номери телефонів, </w:t>
       </w:r>
       <w:r>
         <w:rPr>
@@ -5200,34 +5075,14 @@
         </w:rPr>
         <w:t xml:space="preserve">У разі тимчасового припинення або повного припинення </w:t>
       </w:r>
-      <w:proofErr w:type="spellStart"/>
       <w:r>
         <w:rPr>
           <w:b w:val="0"/>
           <w:sz w:val="22"/>
           <w:szCs w:val="22"/>
         </w:rPr>
-        <w:t>кабельної</w:t>
-      </w:r>
-      <w:proofErr w:type="spellEnd"/>
-      <w:r>
-        <w:rPr>
-          <w:b w:val="0"/>
-          <w:sz w:val="22"/>
-          <w:szCs w:val="22"/>
-        </w:rPr>
-        <w:t xml:space="preserve"> </w:t>
-      </w:r>
-      <w:proofErr w:type="spellStart"/>
-      <w:r>
-        <w:rPr>
-          <w:b w:val="0"/>
-          <w:sz w:val="22"/>
-          <w:szCs w:val="22"/>
-        </w:rPr>
-        <w:t>ретрансляції</w:t>
-      </w:r>
-      <w:proofErr w:type="spellEnd"/>
+        <w:t>кабельної ретрансляції</w:t>
+      </w:r>
       <w:r>
         <w:rPr>
           <w:sz w:val="22"/>
@@ -5469,17 +5324,8 @@
           <w:sz w:val="22"/>
           <w:szCs w:val="22"/>
         </w:rPr>
-        <w:t xml:space="preserve">публічно </w:t>
-      </w:r>
-      <w:proofErr w:type="spellStart"/>
-      <w:r>
-        <w:rPr>
-          <w:sz w:val="22"/>
-          <w:szCs w:val="22"/>
-        </w:rPr>
-        <w:t>сповіщувати</w:t>
-      </w:r>
-      <w:proofErr w:type="spellEnd"/>
+        <w:t>публічно сповіщувати</w:t>
+      </w:r>
       <w:r>
         <w:rPr>
           <w:sz w:val="22"/>
@@ -5812,6 +5658,337 @@
           </w:p>
           <w:p>
             <w:pPr>
+              <w:ind w:left="207"/>
+              <w:rPr>
+                <w:rFonts w:eastAsia="Times New Roman"/>
+                <w:b w:val="0"/>
+                <w:bCs w:val="0"/>
+                <w:sz w:val="18"/>
+                <w:szCs w:val="18"/>
+                <w:lang w:val="uk-UA" w:eastAsia="ar-SA"/>
+              </w:rPr>
+            </w:pPr>
+            <w:r>
+              <w:rPr>
+                <w:rFonts w:eastAsia="Times New Roman"/>
+                <w:b w:val="0"/>
+                <w:bCs w:val="0"/>
+                <w:sz w:val="18"/>
+                <w:szCs w:val="18"/>
+                <w:lang w:val="uk-UA" w:eastAsia="ar-SA"/>
+              </w:rPr>
+              <w:t>Юридична адреса: 01030, м. Київ, вул. Б. Хмельницького,</w:t>
+            </w:r>
+          </w:p>
+          <w:p>
+            <w:pPr>
+              <w:suppressAutoHyphens/>
+              <w:overflowPunct/>
+              <w:autoSpaceDE/>
+              <w:adjustRightInd/>
+              <w:ind w:left="207"/>
+              <w:textAlignment w:val="auto"/>
+              <w:rPr>
+                <w:rFonts w:eastAsia="Times New Roman"/>
+                <w:b w:val="0"/>
+                <w:bCs w:val="0"/>
+                <w:sz w:val="18"/>
+                <w:szCs w:val="18"/>
+                <w:lang w:val="uk-UA" w:eastAsia="ar-SA"/>
+              </w:rPr>
+            </w:pPr>
+            <w:r>
+              <w:rPr>
+                <w:rFonts w:eastAsia="Times New Roman"/>
+                <w:b w:val="0"/>
+                <w:bCs w:val="0"/>
+                <w:sz w:val="18"/>
+                <w:szCs w:val="18"/>
+                <w:lang w:val="uk-UA" w:eastAsia="ar-SA"/>
+              </w:rPr>
+              <w:t>буд. 41 літера А, прим. 1-3,</w:t>
+            </w:r>
+          </w:p>
+          <w:p>
+            <w:pPr>
+              <w:suppressAutoHyphens/>
+              <w:overflowPunct/>
+              <w:autoSpaceDE/>
+              <w:adjustRightInd/>
+              <w:ind w:left="207"/>
+              <w:textAlignment w:val="auto"/>
+              <w:rPr>
+                <w:rFonts w:eastAsia="Times New Roman"/>
+                <w:b w:val="0"/>
+                <w:bCs w:val="0"/>
+                <w:sz w:val="18"/>
+                <w:szCs w:val="18"/>
+                <w:lang w:val="uk-UA" w:eastAsia="ar-SA"/>
+              </w:rPr>
+            </w:pPr>
+            <w:r>
+              <w:rPr>
+                <w:rFonts w:eastAsia="Times New Roman"/>
+                <w:b w:val="0"/>
+                <w:bCs w:val="0"/>
+                <w:sz w:val="18"/>
+                <w:szCs w:val="18"/>
+                <w:lang w:val="uk-UA" w:eastAsia="ar-SA"/>
+              </w:rPr>
+              <w:t>Фактична адреса: 04053, м. Київ, провулок Киянівський, будинок 3-7, офіс № 223</w:t>
+            </w:r>
+          </w:p>
+          <w:p>
+            <w:pPr>
+              <w:suppressAutoHyphens/>
+              <w:overflowPunct/>
+              <w:autoSpaceDE/>
+              <w:adjustRightInd/>
+              <w:ind w:left="207"/>
+              <w:textAlignment w:val="auto"/>
+              <w:rPr>
+                <w:rFonts w:eastAsia="Times New Roman"/>
+                <w:b w:val="0"/>
+                <w:bCs w:val="0"/>
+                <w:sz w:val="24"/>
+                <w:szCs w:val="24"/>
+                <w:lang w:eastAsia="ar-SA"/>
+              </w:rPr>
+            </w:pPr>
+            <w:r>
+              <w:rPr>
+                <w:rFonts w:eastAsia="Times New Roman"/>
+                <w:b w:val="0"/>
+                <w:bCs w:val="0"/>
+                <w:sz w:val="18"/>
+                <w:szCs w:val="18"/>
+                <w:shd w:val="clear" w:color="auto" w:fill="FFFFFF"/>
+                <w:lang w:val="uk-UA" w:eastAsia="ar-SA"/>
+              </w:rPr>
+              <w:t>тел.: 044-223-60-40;</w:t>
+            </w:r>
+          </w:p>
+          <w:p>
+            <w:pPr>
+              <w:suppressAutoHyphens/>
+              <w:overflowPunct/>
+              <w:autoSpaceDE/>
+              <w:adjustRightInd/>
+              <w:ind w:left="207"/>
+              <w:textAlignment w:val="auto"/>
+              <w:rPr>
+                <w:rFonts w:eastAsia="Times New Roman"/>
+                <w:b w:val="0"/>
+                <w:bCs w:val="0"/>
+                <w:sz w:val="24"/>
+                <w:szCs w:val="24"/>
+                <w:lang w:eastAsia="ar-SA"/>
+              </w:rPr>
+            </w:pPr>
+            <w:r>
+              <w:rPr>
+                <w:rFonts w:eastAsia="Times New Roman"/>
+                <w:sz w:val="18"/>
+                <w:szCs w:val="18"/>
+                <w:lang w:val="uk-UA" w:eastAsia="ar-SA"/>
+              </w:rPr>
+              <w:t>Адреса для листування:</w:t>
+            </w:r>
+            <w:r>
+              <w:rPr>
+                <w:rFonts w:eastAsia="Times New Roman"/>
+                <w:b w:val="0"/>
+                <w:bCs w:val="0"/>
+                <w:sz w:val="24"/>
+                <w:szCs w:val="24"/>
+                <w:lang w:eastAsia="ar-SA"/>
+              </w:rPr>
+              <w:t xml:space="preserve"> </w:t>
+            </w:r>
+            <w:r>
+              <w:rPr>
+                <w:rFonts w:eastAsia="Times New Roman"/>
+                <w:sz w:val="18"/>
+                <w:szCs w:val="18"/>
+                <w:lang w:val="uk-UA" w:eastAsia="ar-SA"/>
+              </w:rPr>
+              <w:t>01030, м. Київ, вул. Б. Хмельницького 44, а/с 146</w:t>
+            </w:r>
+          </w:p>
+          <w:p>
+            <w:pPr>
+              <w:suppressAutoHyphens/>
+              <w:overflowPunct/>
+              <w:autoSpaceDE/>
+              <w:adjustRightInd/>
+              <w:ind w:left="207"/>
+              <w:textAlignment w:val="auto"/>
+              <w:rPr>
+                <w:rFonts w:eastAsia="Times New Roman"/>
+                <w:b w:val="0"/>
+                <w:bCs w:val="0"/>
+                <w:sz w:val="24"/>
+                <w:szCs w:val="24"/>
+                <w:lang w:eastAsia="ar-SA"/>
+              </w:rPr>
+            </w:pPr>
+            <w:r>
+              <w:rPr>
+                <w:rFonts w:eastAsia="Times New Roman"/>
+                <w:b w:val="0"/>
+                <w:bCs w:val="0"/>
+                <w:sz w:val="18"/>
+                <w:szCs w:val="18"/>
+                <w:lang w:val="uk-UA" w:eastAsia="ar-SA"/>
+              </w:rPr>
+              <w:t>код ЄДРПОУ: 39939650;</w:t>
+            </w:r>
+          </w:p>
+          <w:p>
+            <w:pPr>
+              <w:suppressAutoHyphens/>
+              <w:overflowPunct/>
+              <w:autoSpaceDE/>
+              <w:adjustRightInd/>
+              <w:ind w:left="207"/>
+              <w:textAlignment w:val="auto"/>
+              <w:rPr>
+                <w:rFonts w:eastAsia="Times New Roman"/>
+                <w:b w:val="0"/>
+                <w:bCs w:val="0"/>
+                <w:sz w:val="24"/>
+                <w:szCs w:val="24"/>
+                <w:lang w:eastAsia="ar-SA"/>
+              </w:rPr>
+            </w:pPr>
+            <w:r>
+              <w:rPr>
+                <w:rFonts w:eastAsia="Times New Roman"/>
+                <w:b w:val="0"/>
+                <w:bCs w:val="0"/>
+                <w:sz w:val="18"/>
+                <w:szCs w:val="18"/>
+                <w:lang w:val="uk-UA" w:eastAsia="ar-SA"/>
+              </w:rPr>
+              <w:t>IBAN UA763218420000026002053021074</w:t>
+            </w:r>
+          </w:p>
+          <w:p>
+            <w:pPr>
+              <w:suppressAutoHyphens/>
+              <w:overflowPunct/>
+              <w:autoSpaceDE/>
+              <w:adjustRightInd/>
+              <w:ind w:left="207"/>
+              <w:textAlignment w:val="auto"/>
+              <w:rPr>
+                <w:rFonts w:eastAsia="Times New Roman"/>
+                <w:b w:val="0"/>
+                <w:bCs w:val="0"/>
+                <w:sz w:val="24"/>
+                <w:szCs w:val="24"/>
+                <w:lang w:eastAsia="ar-SA"/>
+              </w:rPr>
+            </w:pPr>
+            <w:r>
+              <w:rPr>
+                <w:rFonts w:eastAsia="Times New Roman"/>
+                <w:b w:val="0"/>
+                <w:bCs w:val="0"/>
+                <w:sz w:val="18"/>
+                <w:szCs w:val="18"/>
+                <w:lang w:val="uk-UA" w:eastAsia="ar-SA"/>
+              </w:rPr>
+              <w:t>в АТ КБ «Приватбанк»;</w:t>
+            </w:r>
+          </w:p>
+          <w:p>
+            <w:pPr>
+              <w:suppressAutoHyphens/>
+              <w:overflowPunct/>
+              <w:autoSpaceDE/>
+              <w:adjustRightInd/>
+              <w:ind w:left="207"/>
+              <w:textAlignment w:val="auto"/>
+              <w:rPr>
+                <w:rFonts w:eastAsia="Times New Roman"/>
+                <w:b w:val="0"/>
+                <w:bCs w:val="0"/>
+                <w:sz w:val="24"/>
+                <w:szCs w:val="24"/>
+                <w:lang w:eastAsia="ar-SA"/>
+              </w:rPr>
+            </w:pPr>
+            <w:r>
+              <w:rPr>
+                <w:rFonts w:eastAsia="Times New Roman"/>
+                <w:b w:val="0"/>
+                <w:bCs w:val="0"/>
+                <w:sz w:val="18"/>
+                <w:szCs w:val="18"/>
+                <w:lang w:val="uk-UA" w:eastAsia="ar-SA"/>
+              </w:rPr>
+              <w:t>МФО 321842</w:t>
+            </w:r>
+          </w:p>
+          <w:p>
+            <w:pPr>
+              <w:suppressAutoHyphens/>
+              <w:overflowPunct/>
+              <w:autoSpaceDE/>
+              <w:adjustRightInd/>
+              <w:textAlignment w:val="auto"/>
+              <w:rPr>
+                <w:rFonts w:eastAsia="Times New Roman"/>
+                <w:b w:val="0"/>
+                <w:bCs w:val="0"/>
+                <w:sz w:val="24"/>
+                <w:szCs w:val="24"/>
+                <w:lang w:eastAsia="ar-SA"/>
+              </w:rPr>
+            </w:pPr>
+            <w:r>
+              <w:rPr>
+                <w:rFonts w:eastAsia="Times New Roman"/>
+                <w:b w:val="0"/>
+                <w:bCs w:val="0"/>
+                <w:sz w:val="18"/>
+                <w:szCs w:val="18"/>
+                <w:lang w:val="uk-UA" w:eastAsia="ar-SA"/>
+              </w:rPr>
+              <w:t>     Організація має статус неприбуткової за ознакою</w:t>
+            </w:r>
+          </w:p>
+          <w:p>
+            <w:pPr>
+              <w:suppressAutoHyphens/>
+              <w:overflowPunct/>
+              <w:autoSpaceDE/>
+              <w:adjustRightInd/>
+              <w:textAlignment w:val="auto"/>
+              <w:rPr>
+                <w:rFonts w:eastAsia="Times New Roman"/>
+                <w:b w:val="0"/>
+                <w:bCs w:val="0"/>
+                <w:sz w:val="24"/>
+                <w:szCs w:val="24"/>
+                <w:lang w:eastAsia="ar-SA"/>
+              </w:rPr>
+            </w:pPr>
+            <w:r>
+              <w:rPr>
+                <w:rFonts w:eastAsia="Times New Roman"/>
+                <w:b w:val="0"/>
+                <w:bCs w:val="0"/>
+                <w:sz w:val="18"/>
+                <w:szCs w:val="18"/>
+                <w:lang w:val="uk-UA" w:eastAsia="ar-SA"/>
+              </w:rPr>
+              <w:t>     неприбутковості 0032</w:t>
+            </w:r>
+          </w:p>
+          <w:p>
+            <w:pPr>
               <w:rPr>
                 <w:b w:val="0"/>
                 <w:sz w:val="20"/>
@@ -5821,357 +5998,73 @@
             </w:pPr>
             <w:r>
               <w:rPr>
+                <w:rFonts w:eastAsia="Times New Roman"/>
                 <w:b w:val="0"/>
-                <w:sz w:val="20"/>
-                <w:szCs w:val="20"/>
-                <w:lang w:val="uk-UA"/>
-              </w:rPr>
-              <w:t xml:space="preserve">    01030, м. Київ, </w:t>
+                <w:bCs w:val="0"/>
+                <w:sz w:val="24"/>
+                <w:szCs w:val="24"/>
+                <w:lang w:val="en-US" w:eastAsia="ar-SA"/>
+              </w:rPr>
+              <w:t xml:space="preserve">    </w:t>
             </w:r>
-          </w:p>
-          <w:p>
-            <w:pPr>
-              <w:ind w:left="180"/>
-              <w:rPr>
+            <w:bookmarkStart w:id="7" w:name="_GoBack"/>
+            <w:bookmarkEnd w:id="7"/>
+            <w:r>
+              <w:rPr>
+                <w:rFonts w:eastAsia="Times New Roman"/>
                 <w:b w:val="0"/>
-                <w:sz w:val="20"/>
-                <w:szCs w:val="20"/>
-                <w:lang w:val="uk-UA"/>
-              </w:rPr>
-            </w:pPr>
-            <w:r>
-              <w:rPr>
-                <w:b w:val="0"/>
-                <w:sz w:val="20"/>
-                <w:szCs w:val="20"/>
-                <w:lang w:val="uk-UA"/>
-              </w:rPr>
-              <w:t>вул. Б.</w:t>
+                <w:bCs w:val="0"/>
+                <w:sz w:val="24"/>
+                <w:szCs w:val="24"/>
+                <w:lang w:eastAsia="ar-SA"/>
+              </w:rPr>
+              <w:fldChar w:fldCharType="begin"/>
             </w:r>
             <w:r>
               <w:rPr>
+                <w:rFonts w:eastAsia="Times New Roman"/>
                 <w:b w:val="0"/>
-                <w:sz w:val="20"/>
-                <w:szCs w:val="20"/>
-                <w:lang w:val="uk-UA"/>
-              </w:rPr>
-              <w:t xml:space="preserve"> Хмельницького, </w:t>
+                <w:bCs w:val="0"/>
+                <w:sz w:val="24"/>
+                <w:szCs w:val="24"/>
+                <w:lang w:eastAsia="ar-SA"/>
+              </w:rPr>
+              <w:instrText xml:space="preserve"> HYPERLINK "http://uacrr.org.ua" </w:instrText>
             </w:r>
             <w:r>
               <w:rPr>
+                <w:rFonts w:eastAsia="Times New Roman"/>
                 <w:b w:val="0"/>
-                <w:sz w:val="20"/>
-                <w:szCs w:val="20"/>
-              </w:rPr>
-              <w:t xml:space="preserve">буд. </w:t>
+                <w:bCs w:val="0"/>
+                <w:sz w:val="24"/>
+                <w:szCs w:val="24"/>
+                <w:lang w:eastAsia="ar-SA"/>
+              </w:rPr>
+              <w:fldChar w:fldCharType="separate"/>
             </w:r>
             <w:r>
               <w:rPr>
+                <w:rFonts w:eastAsia="Times New Roman"/>
                 <w:b w:val="0"/>
-                <w:sz w:val="20"/>
-                <w:szCs w:val="20"/>
-                <w:lang w:val="uk-UA"/>
-              </w:rPr>
-              <w:t xml:space="preserve">41 літера А, прим. </w:t>
+                <w:bCs w:val="0"/>
+                <w:color w:val="0000FF"/>
+                <w:sz w:val="18"/>
+                <w:szCs w:val="18"/>
+                <w:u w:val="single"/>
+                <w:lang w:val="uk-UA" w:eastAsia="ar-SA"/>
+              </w:rPr>
+              <w:t>http://uacrr.org.ua</w:t>
             </w:r>
             <w:r>
               <w:rPr>
+                <w:rFonts w:eastAsia="Times New Roman"/>
                 <w:b w:val="0"/>
-                <w:sz w:val="20"/>
-                <w:szCs w:val="20"/>
-                <w:lang w:val="uk-UA"/>
-              </w:rPr>
-              <w:t>1-3,</w:t>
-            </w:r>
-          </w:p>
-          <w:p>
-            <w:pPr>
-              <w:ind w:left="180"/>
-              <w:rPr>
-                <w:b w:val="0"/>
-                <w:sz w:val="20"/>
-                <w:szCs w:val="20"/>
-              </w:rPr>
-            </w:pPr>
-            <w:proofErr w:type="spellStart"/>
-            <w:r>
-              <w:rPr>
-                <w:b w:val="0"/>
-                <w:sz w:val="20"/>
-                <w:szCs w:val="20"/>
-                <w:lang w:val="uk-UA"/>
-              </w:rPr>
-              <w:t>тел</w:t>
-            </w:r>
-            <w:proofErr w:type="spellEnd"/>
-            <w:r>
-              <w:rPr>
-                <w:b w:val="0"/>
-                <w:sz w:val="20"/>
-                <w:szCs w:val="20"/>
-                <w:lang w:val="uk-UA"/>
-              </w:rPr>
-              <w:t>.: (044) 223-60-40;</w:t>
-            </w:r>
-          </w:p>
-          <w:p>
-            <w:pPr>
-              <w:ind w:left="180"/>
-              <w:rPr>
-                <w:b w:val="0"/>
-                <w:sz w:val="20"/>
-                <w:szCs w:val="20"/>
-              </w:rPr>
-            </w:pPr>
-            <w:r>
-              <w:rPr>
-                <w:b w:val="0"/>
-                <w:sz w:val="20"/>
-                <w:szCs w:val="20"/>
-                <w:lang w:val="uk-UA"/>
-              </w:rPr>
-              <w:t>код ЄДРПОУ: 39939650;</w:t>
-            </w:r>
-          </w:p>
-          <w:p>
-            <w:pPr>
-              <w:ind w:left="180"/>
-              <w:rPr>
-                <w:b w:val="0"/>
-                <w:sz w:val="20"/>
-                <w:szCs w:val="20"/>
-                <w:lang w:val="uk-UA"/>
-              </w:rPr>
-            </w:pPr>
-            <w:r>
-              <w:rPr>
-                <w:b w:val="0"/>
-                <w:sz w:val="20"/>
-                <w:szCs w:val="20"/>
-                <w:lang w:val="uk-UA"/>
-              </w:rPr>
-              <w:t>поточний рахунок: 26002053021074</w:t>
-            </w:r>
-          </w:p>
-          <w:p>
-            <w:pPr>
-              <w:ind w:left="180"/>
-              <w:rPr>
-                <w:b w:val="0"/>
-                <w:sz w:val="20"/>
-                <w:szCs w:val="20"/>
-                <w:lang w:val="uk-UA"/>
-              </w:rPr>
-            </w:pPr>
-            <w:r>
-              <w:rPr>
-                <w:b w:val="0"/>
-                <w:sz w:val="20"/>
-                <w:szCs w:val="20"/>
-                <w:lang w:val="uk-UA"/>
-              </w:rPr>
-              <w:t xml:space="preserve">в </w:t>
-            </w:r>
-            <w:r>
-              <w:rPr>
-                <w:b w:val="0"/>
-                <w:sz w:val="20"/>
-                <w:szCs w:val="20"/>
-                <w:lang w:val="uk-UA"/>
-              </w:rPr>
-              <w:t xml:space="preserve">АТ </w:t>
-            </w:r>
-            <w:r>
-              <w:rPr>
-                <w:b w:val="0"/>
-                <w:sz w:val="20"/>
-                <w:szCs w:val="20"/>
-              </w:rPr>
-              <w:t xml:space="preserve">КБ </w:t>
-            </w:r>
-            <w:r>
-              <w:rPr>
-                <w:b w:val="0"/>
-                <w:sz w:val="20"/>
-                <w:szCs w:val="20"/>
-                <w:lang w:val="uk-UA"/>
-              </w:rPr>
-              <w:t>«Приватб</w:t>
-            </w:r>
-            <w:r>
-              <w:rPr>
-                <w:b w:val="0"/>
-                <w:sz w:val="20"/>
-                <w:szCs w:val="20"/>
-                <w:lang w:val="uk-UA"/>
-              </w:rPr>
-              <w:t>анк</w:t>
-            </w:r>
-            <w:r>
-              <w:rPr>
-                <w:b w:val="0"/>
-                <w:sz w:val="20"/>
-                <w:szCs w:val="20"/>
-                <w:lang w:val="uk-UA"/>
-              </w:rPr>
-              <w:t>»</w:t>
-            </w:r>
-            <w:r>
-              <w:rPr>
-                <w:b w:val="0"/>
-                <w:sz w:val="20"/>
-                <w:szCs w:val="20"/>
-                <w:lang w:val="uk-UA"/>
-              </w:rPr>
-              <w:t>;</w:t>
-            </w:r>
-          </w:p>
-          <w:p>
-            <w:pPr>
-              <w:ind w:left="180"/>
-              <w:rPr>
-                <w:b w:val="0"/>
-                <w:sz w:val="20"/>
-                <w:szCs w:val="20"/>
-                <w:lang w:val="uk-UA"/>
-              </w:rPr>
-            </w:pPr>
-            <w:r>
-              <w:rPr>
-                <w:b w:val="0"/>
-                <w:sz w:val="20"/>
-                <w:szCs w:val="20"/>
-                <w:lang w:val="uk-UA"/>
-              </w:rPr>
-              <w:t>МФО 321842</w:t>
-            </w:r>
-          </w:p>
-          <w:p>
-            <w:pPr>
-              <w:rPr>
-                <w:b w:val="0"/>
-                <w:sz w:val="20"/>
-                <w:szCs w:val="20"/>
-              </w:rPr>
-            </w:pPr>
-            <w:r>
-              <w:rPr>
-                <w:b w:val="0"/>
-                <w:sz w:val="20"/>
-                <w:szCs w:val="20"/>
-                <w:lang w:val="uk-UA"/>
-              </w:rPr>
-              <w:t xml:space="preserve">    </w:t>
-            </w:r>
-            <w:proofErr w:type="spellStart"/>
-            <w:r>
-              <w:rPr>
-                <w:b w:val="0"/>
-                <w:sz w:val="20"/>
-                <w:szCs w:val="20"/>
-              </w:rPr>
-              <w:t>Організація</w:t>
-            </w:r>
-            <w:proofErr w:type="spellEnd"/>
-            <w:r>
-              <w:rPr>
-                <w:b w:val="0"/>
-                <w:sz w:val="20"/>
-                <w:szCs w:val="20"/>
-              </w:rPr>
-              <w:t xml:space="preserve"> </w:t>
-            </w:r>
-            <w:proofErr w:type="spellStart"/>
-            <w:r>
-              <w:rPr>
-                <w:b w:val="0"/>
-                <w:sz w:val="20"/>
-                <w:szCs w:val="20"/>
-              </w:rPr>
-              <w:t>має</w:t>
-            </w:r>
-            <w:proofErr w:type="spellEnd"/>
-            <w:r>
-              <w:rPr>
-                <w:b w:val="0"/>
-                <w:sz w:val="20"/>
-                <w:szCs w:val="20"/>
-              </w:rPr>
-              <w:t xml:space="preserve"> статус </w:t>
-            </w:r>
-            <w:proofErr w:type="spellStart"/>
-            <w:r>
-              <w:rPr>
-                <w:b w:val="0"/>
-                <w:sz w:val="20"/>
-                <w:szCs w:val="20"/>
-              </w:rPr>
-              <w:t>неприбуткової</w:t>
-            </w:r>
-            <w:proofErr w:type="spellEnd"/>
-            <w:r>
-              <w:rPr>
-                <w:b w:val="0"/>
-                <w:sz w:val="20"/>
-                <w:szCs w:val="20"/>
-              </w:rPr>
-              <w:t xml:space="preserve"> за </w:t>
-            </w:r>
-            <w:proofErr w:type="spellStart"/>
-            <w:r>
-              <w:rPr>
-                <w:b w:val="0"/>
-                <w:sz w:val="20"/>
-                <w:szCs w:val="20"/>
-              </w:rPr>
-              <w:t>ознакою</w:t>
-            </w:r>
-            <w:proofErr w:type="spellEnd"/>
-          </w:p>
-          <w:p>
-            <w:pPr>
-              <w:rPr>
-                <w:b w:val="0"/>
-                <w:sz w:val="20"/>
-                <w:szCs w:val="20"/>
-                <w:lang w:val="uk-UA"/>
-              </w:rPr>
-            </w:pPr>
-            <w:r>
-              <w:rPr>
-                <w:b w:val="0"/>
-                <w:sz w:val="20"/>
-                <w:szCs w:val="20"/>
-                <w:lang w:val="uk-UA"/>
-              </w:rPr>
-              <w:t xml:space="preserve">    </w:t>
-            </w:r>
-            <w:proofErr w:type="spellStart"/>
-            <w:r>
-              <w:rPr>
-                <w:b w:val="0"/>
-                <w:sz w:val="20"/>
-                <w:szCs w:val="20"/>
-              </w:rPr>
-              <w:t>неприбутковості</w:t>
-            </w:r>
-            <w:proofErr w:type="spellEnd"/>
-            <w:r>
-              <w:rPr>
-                <w:b w:val="0"/>
-                <w:sz w:val="20"/>
-                <w:szCs w:val="20"/>
-              </w:rPr>
-              <w:t xml:space="preserve"> </w:t>
-            </w:r>
-            <w:r>
-              <w:rPr>
-                <w:b w:val="0"/>
-                <w:sz w:val="20"/>
-                <w:szCs w:val="20"/>
-                <w:lang w:val="uk-UA"/>
-              </w:rPr>
-              <w:t>0032</w:t>
+                <w:bCs w:val="0"/>
+                <w:sz w:val="24"/>
+                <w:szCs w:val="24"/>
+                <w:lang w:eastAsia="ar-SA"/>
+              </w:rPr>
+              <w:fldChar w:fldCharType="end"/>
             </w:r>
           </w:p>
           <w:p>
@@ -6402,7 +6295,7 @@
               <w:sdtContent>
                 <w:r>
                   <w:rPr>
-                    <w:rStyle w:val="af0"/>
+                    <w:rStyle w:val="af"/>
                   </w:rPr>
                   <w:t>Место для ввода текста.</w:t>
                 </w:r>
@@ -6475,7 +6368,7 @@
               <w:sdtContent>
                 <w:r>
                   <w:rPr>
-                    <w:rStyle w:val="af0"/>
+                    <w:rStyle w:val="af"/>
                   </w:rPr>
                   <w:t>Место для ввода текста.</w:t>
                 </w:r>
@@ -6530,7 +6423,7 @@
               <w:sdtContent>
                 <w:r>
                   <w:rPr>
-                    <w:rStyle w:val="af0"/>
+                    <w:rStyle w:val="af"/>
                   </w:rPr>
                   <w:t>Место для ввода текста.</w:t>
                 </w:r>
@@ -6586,7 +6479,7 @@
               <w:sdtContent>
                 <w:r>
                   <w:rPr>
-                    <w:rStyle w:val="af0"/>
+                    <w:rStyle w:val="af"/>
                   </w:rPr>
                   <w:t>Место для ввода текста.</w:t>
                 </w:r>
@@ -6602,23 +6495,13 @@
                 <w:lang w:val="uk-UA"/>
               </w:rPr>
             </w:pPr>
-            <w:proofErr w:type="spellStart"/>
             <w:r>
               <w:rPr>
                 <w:sz w:val="20"/>
                 <w:szCs w:val="20"/>
                 <w:lang w:val="uk-UA"/>
               </w:rPr>
-              <w:t>Тел</w:t>
-            </w:r>
-            <w:proofErr w:type="spellEnd"/>
-            <w:r>
-              <w:rPr>
-                <w:sz w:val="20"/>
-                <w:szCs w:val="20"/>
-                <w:lang w:val="uk-UA"/>
-              </w:rPr>
-              <w:t>.:</w:t>
+              <w:t>Тел.:</w:t>
             </w:r>
             <w:r>
               <w:rPr>
@@ -6651,7 +6534,7 @@
               <w:sdtContent>
                 <w:r>
                   <w:rPr>
-                    <w:rStyle w:val="af0"/>
+                    <w:rStyle w:val="af"/>
                   </w:rPr>
                   <w:t>Место для ввода текста.</w:t>
                 </w:r>
@@ -6734,7 +6617,7 @@
               <w:sdtContent>
                 <w:r>
                   <w:rPr>
-                    <w:rStyle w:val="af0"/>
+                    <w:rStyle w:val="af"/>
                   </w:rPr>
                   <w:t>Место для ввода текста.</w:t>
                 </w:r>
@@ -6798,7 +6681,7 @@
               <w:sdtContent>
                 <w:r>
                   <w:rPr>
-                    <w:rStyle w:val="af0"/>
+                    <w:rStyle w:val="af"/>
                   </w:rPr>
                   <w:t>Место для ввода текста.</w:t>
                 </w:r>
@@ -6854,7 +6737,7 @@
               <w:sdtContent>
                 <w:r>
                   <w:rPr>
-                    <w:rStyle w:val="af0"/>
+                    <w:rStyle w:val="af"/>
                   </w:rPr>
                   <w:t>Место для ввода текста.</w:t>
                 </w:r>
@@ -6910,7 +6793,7 @@
               <w:sdtContent>
                 <w:r>
                   <w:rPr>
-                    <w:rStyle w:val="af0"/>
+                    <w:rStyle w:val="af"/>
                   </w:rPr>
                   <w:t>Место для ввода текста.</w:t>
                 </w:r>
@@ -6966,7 +6849,7 @@
               <w:sdtContent>
                 <w:r>
                   <w:rPr>
-                    <w:rStyle w:val="af0"/>
+                    <w:rStyle w:val="af"/>
                     <w:lang w:val="uk-UA"/>
                   </w:rPr>
                   <w:t>Место для ввода текста.</w:t>
@@ -7030,7 +6913,7 @@
               <w:sdtContent>
                 <w:r>
                   <w:rPr>
-                    <w:rStyle w:val="af0"/>
+                    <w:rStyle w:val="af"/>
                     <w:lang w:val="uk-UA"/>
                   </w:rPr>
                   <w:t>Место для ввода текста.</w:t>
@@ -7104,7 +6987,7 @@
               <w:sdtContent>
                 <w:r>
                   <w:rPr>
-                    <w:rStyle w:val="af0"/>
+                    <w:rStyle w:val="af"/>
                     <w:lang w:val="uk-UA"/>
                   </w:rPr>
                   <w:t>Место для ввода текста.</w:t>
@@ -7161,7 +7044,7 @@
               <w:sdtContent>
                 <w:r>
                   <w:rPr>
-                    <w:rStyle w:val="af0"/>
+                    <w:rStyle w:val="af"/>
                   </w:rPr>
                   <w:t>Место для ввода текста.</w:t>
                 </w:r>
@@ -7210,25 +7093,7 @@
                 <w:szCs w:val="20"/>
                 <w:lang w:val="uk-UA"/>
               </w:rPr>
-              <w:t>E-</w:t>
-            </w:r>
-            <w:proofErr w:type="spellStart"/>
-            <w:r>
-              <w:rPr>
-                <w:sz w:val="20"/>
-                <w:szCs w:val="20"/>
-                <w:lang w:val="uk-UA"/>
-              </w:rPr>
-              <w:t>mail</w:t>
-            </w:r>
-            <w:proofErr w:type="spellEnd"/>
-            <w:r>
-              <w:rPr>
-                <w:sz w:val="20"/>
-                <w:szCs w:val="20"/>
-                <w:lang w:val="uk-UA"/>
-              </w:rPr>
-              <w:t>:</w:t>
+              <w:t>E-mail:</w:t>
             </w:r>
             <w:r>
               <w:rPr>
@@ -7355,7 +7220,6 @@
                     </w:rPr>
                     <w:t xml:space="preserve">    </w:t>
                   </w:r>
-                  <w:proofErr w:type="spellStart"/>
                   <w:r>
                     <w:rPr>
                       <w:sz w:val="18"/>
@@ -7363,17 +7227,7 @@
                       <w:vertAlign w:val="superscript"/>
                       <w:lang w:val="uk-UA"/>
                     </w:rPr>
-                    <w:t>м.п</w:t>
-                  </w:r>
-                  <w:proofErr w:type="spellEnd"/>
-                  <w:r>
-                    <w:rPr>
-                      <w:sz w:val="18"/>
-                      <w:szCs w:val="18"/>
-                      <w:vertAlign w:val="superscript"/>
-                      <w:lang w:val="uk-UA"/>
-                    </w:rPr>
-                    <w:t xml:space="preserve">.           (підпис)                   </w:t>
+                    <w:t xml:space="preserve">м.п.           (підпис)                   </w:t>
                   </w:r>
                 </w:p>
               </w:tc>
@@ -7429,7 +7283,7 @@
                     <w:sdtContent>
                       <w:r>
                         <w:rPr>
-                          <w:rStyle w:val="af0"/>
+                          <w:rStyle w:val="af"/>
                         </w:rPr>
                         <w:t>Место для ввода текста.</w:t>
                       </w:r>
@@ -7757,7 +7611,7 @@
               <w:sdtContent>
                 <w:r>
                   <w:rPr>
-                    <w:rStyle w:val="af0"/>
+                    <w:rStyle w:val="af"/>
                   </w:rPr>
                   <w:t>Место для ввода текста.</w:t>
                 </w:r>
@@ -7774,7 +7628,6 @@
                 <w:lang w:val="uk-UA"/>
               </w:rPr>
             </w:pPr>
-            <w:proofErr w:type="spellStart"/>
             <w:r>
               <w:rPr>
                 <w:b w:val="0"/>
@@ -7783,18 +7636,7 @@
                 <w:szCs w:val="20"/>
                 <w:lang w:val="uk-UA"/>
               </w:rPr>
-              <w:t>тел</w:t>
-            </w:r>
-            <w:proofErr w:type="spellEnd"/>
-            <w:r>
-              <w:rPr>
-                <w:b w:val="0"/>
-                <w:bCs w:val="0"/>
-                <w:sz w:val="20"/>
-                <w:szCs w:val="20"/>
-                <w:lang w:val="uk-UA"/>
-              </w:rPr>
-              <w:t xml:space="preserve">.:   </w:t>
+              <w:t xml:space="preserve">тел.:   </w:t>
             </w:r>
             <w:sdt>
               <w:sdtPr>
@@ -7819,7 +7661,7 @@
               <w:sdtContent>
                 <w:r>
                   <w:rPr>
-                    <w:rStyle w:val="af0"/>
+                    <w:rStyle w:val="af"/>
                   </w:rPr>
                   <w:t>Место для ввода текста.</w:t>
                 </w:r>
@@ -8158,7 +8000,7 @@
           <w:noProof/>
           <w:sz w:val="18"/>
           <w:szCs w:val="18"/>
-          <w:lang w:eastAsia="uk-UA"/>
+          <w:lang w:val="uk-UA" w:eastAsia="uk-UA"/>
         </w:rPr>
         <mc:AlternateContent>
           <mc:Choice Requires="wps">
@@ -8204,7 +8046,7 @@
                         <w:txbxContent>
                           <w:p>
                             <w:pPr>
-                              <w:pStyle w:val="af"/>
+                              <w:pStyle w:val="ae"/>
                               <w:spacing w:before="0" w:beforeAutospacing="0" w:after="0" w:afterAutospacing="0"/>
                               <w:jc w:val="center"/>
                             </w:pPr>
@@ -8255,7 +8097,7 @@
               </wp:anchor>
             </w:drawing>
           </mc:Choice>
-          <mc:Fallback>
+          <mc:Fallback xmlns:w16se="http://schemas.microsoft.com/office/word/2015/wordml/symex" xmlns:w16cid="http://schemas.microsoft.com/office/word/2016/wordml/cid" xmlns:am3d="http://schemas.microsoft.com/office/drawing/2017/model3d" xmlns:aink="http://schemas.microsoft.com/office/drawing/2016/ink" xmlns:cx8="http://schemas.microsoft.com/office/drawing/2016/5/14/chartex" xmlns:cx7="http://schemas.microsoft.com/office/drawing/2016/5/13/chartex" xmlns:cx6="http://schemas.microsoft.com/office/drawing/2016/5/12/chartex" xmlns:cx5="http://schemas.microsoft.com/office/drawing/2016/5/11/chartex" xmlns:cx4="http://schemas.microsoft.com/office/drawing/2016/5/10/chartex" xmlns:cx3="http://schemas.microsoft.com/office/drawing/2016/5/9/chartex" xmlns:cx2="http://schemas.microsoft.com/office/drawing/2015/10/21/chartex" xmlns:cx1="http://schemas.microsoft.com/office/drawing/2015/9/8/chartex" xmlns:cx="http://schemas.microsoft.com/office/drawing/2014/chartex">
             <w:pict>
               <v:shapetype id="_x0000_t202" coordsize="21600,21600" o:spt="202" path="m,l,21600r21600,l21600,xe">
                 <v:stroke joinstyle="miter"/>
@@ -8337,7 +8179,7 @@
     </w:p>
     <w:p>
       <w:pPr>
-        <w:pStyle w:val="ac"/>
+        <w:pStyle w:val="11"/>
         <w:rPr>
           <w:sz w:val="20"/>
           <w:szCs w:val="20"/>
@@ -8362,7 +8204,7 @@
     </w:p>
     <w:p>
       <w:pPr>
-        <w:pStyle w:val="ac"/>
+        <w:pStyle w:val="11"/>
         <w:ind w:left="6372" w:firstLine="540"/>
         <w:jc w:val="left"/>
         <w:rPr>
@@ -9636,9 +9478,8 @@
           <w:szCs w:val="18"/>
           <w:lang w:val="uk-UA"/>
         </w:rPr>
-        <w:t xml:space="preserve">   Користувача                          </w:t>
-      </w:r>
-      <w:proofErr w:type="spellStart"/>
+        <w:t xml:space="preserve">   Користувача                          Користувача</w:t>
+      </w:r>
       <w:r>
         <w:rPr>
           <w:b w:val="0"/>
@@ -9647,9 +9488,8 @@
           <w:szCs w:val="18"/>
           <w:lang w:val="uk-UA"/>
         </w:rPr>
-        <w:t>Користувача</w:t>
-      </w:r>
-      <w:proofErr w:type="spellEnd"/>
+        <w:tab/>
+      </w:r>
       <w:r>
         <w:rPr>
           <w:b w:val="0"/>
@@ -9668,9 +9508,12 @@
           <w:szCs w:val="18"/>
           <w:lang w:val="uk-UA"/>
         </w:rPr>
-        <w:tab/>
-      </w:r>
-      <w:r>
+        <w:t xml:space="preserve"> Користувачем</w:t>
+      </w:r>
+    </w:p>
+    <w:p>
+      <w:pPr>
+        <w:ind w:firstLine="540"/>
         <w:rPr>
           <w:b w:val="0"/>
           <w:bCs w:val="0"/>
@@ -9678,12 +9521,483 @@
           <w:szCs w:val="18"/>
           <w:lang w:val="uk-UA"/>
         </w:rPr>
-        <w:t xml:space="preserve"> Користувачем</w:t>
-      </w:r>
+      </w:pPr>
     </w:p>
     <w:p>
       <w:pPr>
         <w:ind w:firstLine="540"/>
+        <w:rPr>
+          <w:sz w:val="18"/>
+          <w:szCs w:val="18"/>
+          <w:lang w:val="uk-UA"/>
+        </w:rPr>
+      </w:pPr>
+      <w:r>
+        <w:rPr>
+          <w:sz w:val="18"/>
+          <w:szCs w:val="18"/>
+          <w:lang w:val="uk-UA"/>
+        </w:rPr>
+        <w:t>М.П.</w:t>
+      </w:r>
+    </w:p>
+    <w:p>
+      <w:pPr>
+        <w:ind w:firstLine="540"/>
+        <w:rPr>
+          <w:sz w:val="18"/>
+          <w:szCs w:val="18"/>
+          <w:lang w:val="uk-UA"/>
+        </w:rPr>
+      </w:pPr>
+    </w:p>
+    <w:p>
+      <w:pPr>
+        <w:ind w:firstLine="540"/>
+        <w:rPr>
+          <w:sz w:val="18"/>
+          <w:szCs w:val="18"/>
+          <w:lang w:val="uk-UA"/>
+        </w:rPr>
+      </w:pPr>
+    </w:p>
+    <w:p>
+      <w:pPr>
+        <w:ind w:firstLine="540"/>
+        <w:rPr>
+          <w:sz w:val="18"/>
+          <w:szCs w:val="18"/>
+          <w:lang w:val="uk-UA"/>
+        </w:rPr>
+      </w:pPr>
+    </w:p>
+    <w:p>
+      <w:pPr>
+        <w:ind w:firstLine="540"/>
+        <w:rPr>
+          <w:sz w:val="18"/>
+          <w:szCs w:val="18"/>
+          <w:lang w:val="uk-UA"/>
+        </w:rPr>
+      </w:pPr>
+    </w:p>
+    <w:p>
+      <w:pPr>
+        <w:ind w:firstLine="540"/>
+        <w:rPr>
+          <w:sz w:val="18"/>
+          <w:szCs w:val="18"/>
+          <w:lang w:val="uk-UA"/>
+        </w:rPr>
+      </w:pPr>
+    </w:p>
+    <w:p>
+      <w:pPr>
+        <w:ind w:firstLine="540"/>
+        <w:rPr>
+          <w:sz w:val="18"/>
+          <w:szCs w:val="18"/>
+          <w:lang w:val="uk-UA"/>
+        </w:rPr>
+      </w:pPr>
+    </w:p>
+    <w:p>
+      <w:pPr>
+        <w:ind w:firstLine="540"/>
+        <w:rPr>
+          <w:sz w:val="18"/>
+          <w:szCs w:val="18"/>
+          <w:lang w:val="uk-UA"/>
+        </w:rPr>
+      </w:pPr>
+    </w:p>
+    <w:p>
+      <w:pPr>
+        <w:ind w:firstLine="540"/>
+        <w:rPr>
+          <w:sz w:val="18"/>
+          <w:szCs w:val="18"/>
+          <w:lang w:val="uk-UA"/>
+        </w:rPr>
+      </w:pPr>
+    </w:p>
+    <w:p>
+      <w:pPr>
+        <w:ind w:firstLine="540"/>
+        <w:rPr>
+          <w:sz w:val="18"/>
+          <w:szCs w:val="18"/>
+          <w:lang w:val="uk-UA"/>
+        </w:rPr>
+      </w:pPr>
+    </w:p>
+    <w:p>
+      <w:pPr>
+        <w:ind w:firstLine="540"/>
+        <w:rPr>
+          <w:sz w:val="18"/>
+          <w:szCs w:val="18"/>
+          <w:lang w:val="uk-UA"/>
+        </w:rPr>
+      </w:pPr>
+    </w:p>
+    <w:p>
+      <w:pPr>
+        <w:ind w:firstLine="540"/>
+        <w:rPr>
+          <w:sz w:val="18"/>
+          <w:szCs w:val="18"/>
+          <w:lang w:val="uk-UA"/>
+        </w:rPr>
+      </w:pPr>
+    </w:p>
+    <w:p>
+      <w:pPr>
+        <w:ind w:firstLine="540"/>
+        <w:rPr>
+          <w:sz w:val="18"/>
+          <w:szCs w:val="18"/>
+          <w:lang w:val="uk-UA"/>
+        </w:rPr>
+      </w:pPr>
+    </w:p>
+    <w:p>
+      <w:pPr>
+        <w:ind w:firstLine="540"/>
+        <w:rPr>
+          <w:sz w:val="18"/>
+          <w:szCs w:val="18"/>
+          <w:lang w:val="uk-UA"/>
+        </w:rPr>
+      </w:pPr>
+    </w:p>
+    <w:p>
+      <w:pPr>
+        <w:ind w:firstLine="540"/>
+        <w:rPr>
+          <w:sz w:val="18"/>
+          <w:szCs w:val="18"/>
+          <w:lang w:val="uk-UA"/>
+        </w:rPr>
+      </w:pPr>
+    </w:p>
+    <w:p>
+      <w:pPr>
+        <w:ind w:firstLine="540"/>
+        <w:rPr>
+          <w:sz w:val="18"/>
+          <w:szCs w:val="18"/>
+          <w:lang w:val="uk-UA"/>
+        </w:rPr>
+      </w:pPr>
+    </w:p>
+    <w:p>
+      <w:pPr>
+        <w:ind w:firstLine="540"/>
+        <w:rPr>
+          <w:sz w:val="18"/>
+          <w:szCs w:val="18"/>
+          <w:lang w:val="uk-UA"/>
+        </w:rPr>
+      </w:pPr>
+    </w:p>
+    <w:p>
+      <w:pPr>
+        <w:ind w:firstLine="540"/>
+        <w:rPr>
+          <w:sz w:val="18"/>
+          <w:szCs w:val="18"/>
+          <w:lang w:val="uk-UA"/>
+        </w:rPr>
+      </w:pPr>
+    </w:p>
+    <w:p>
+      <w:pPr>
+        <w:ind w:firstLine="540"/>
+        <w:rPr>
+          <w:sz w:val="18"/>
+          <w:szCs w:val="18"/>
+          <w:lang w:val="uk-UA"/>
+        </w:rPr>
+      </w:pPr>
+    </w:p>
+    <w:p>
+      <w:pPr>
+        <w:ind w:firstLine="540"/>
+        <w:rPr>
+          <w:sz w:val="18"/>
+          <w:szCs w:val="18"/>
+          <w:lang w:val="uk-UA"/>
+        </w:rPr>
+      </w:pPr>
+    </w:p>
+    <w:p>
+      <w:pPr>
+        <w:ind w:firstLine="540"/>
+        <w:rPr>
+          <w:sz w:val="18"/>
+          <w:szCs w:val="18"/>
+          <w:lang w:val="uk-UA"/>
+        </w:rPr>
+      </w:pPr>
+    </w:p>
+    <w:p>
+      <w:pPr>
+        <w:ind w:firstLine="540"/>
+        <w:rPr>
+          <w:sz w:val="18"/>
+          <w:szCs w:val="18"/>
+          <w:lang w:val="uk-UA"/>
+        </w:rPr>
+      </w:pPr>
+    </w:p>
+    <w:p>
+      <w:pPr>
+        <w:ind w:firstLine="540"/>
+        <w:rPr>
+          <w:sz w:val="18"/>
+          <w:szCs w:val="18"/>
+          <w:lang w:val="uk-UA"/>
+        </w:rPr>
+      </w:pPr>
+    </w:p>
+    <w:p>
+      <w:pPr>
+        <w:ind w:firstLine="540"/>
+        <w:rPr>
+          <w:sz w:val="18"/>
+          <w:szCs w:val="18"/>
+          <w:lang w:val="uk-UA"/>
+        </w:rPr>
+      </w:pPr>
+    </w:p>
+    <w:p>
+      <w:pPr>
+        <w:ind w:firstLine="540"/>
+        <w:rPr>
+          <w:sz w:val="18"/>
+          <w:szCs w:val="18"/>
+          <w:lang w:val="uk-UA"/>
+        </w:rPr>
+      </w:pPr>
+    </w:p>
+    <w:p>
+      <w:pPr>
+        <w:ind w:firstLine="540"/>
+        <w:rPr>
+          <w:sz w:val="18"/>
+          <w:szCs w:val="18"/>
+          <w:lang w:val="uk-UA"/>
+        </w:rPr>
+      </w:pPr>
+    </w:p>
+    <w:p>
+      <w:pPr>
+        <w:ind w:firstLine="540"/>
+        <w:rPr>
+          <w:sz w:val="18"/>
+          <w:szCs w:val="18"/>
+          <w:lang w:val="uk-UA"/>
+        </w:rPr>
+      </w:pPr>
+    </w:p>
+    <w:p>
+      <w:pPr>
+        <w:ind w:firstLine="540"/>
+        <w:rPr>
+          <w:sz w:val="18"/>
+          <w:szCs w:val="18"/>
+          <w:lang w:val="uk-UA"/>
+        </w:rPr>
+      </w:pPr>
+    </w:p>
+    <w:p>
+      <w:pPr>
+        <w:ind w:firstLine="540"/>
+        <w:rPr>
+          <w:sz w:val="18"/>
+          <w:szCs w:val="18"/>
+          <w:lang w:val="uk-UA"/>
+        </w:rPr>
+      </w:pPr>
+    </w:p>
+    <w:p>
+      <w:pPr>
+        <w:ind w:firstLine="540"/>
+        <w:rPr>
+          <w:sz w:val="18"/>
+          <w:szCs w:val="18"/>
+          <w:lang w:val="uk-UA"/>
+        </w:rPr>
+      </w:pPr>
+    </w:p>
+    <w:p>
+      <w:pPr>
+        <w:ind w:firstLine="540"/>
+        <w:rPr>
+          <w:sz w:val="18"/>
+          <w:szCs w:val="18"/>
+          <w:lang w:val="uk-UA"/>
+        </w:rPr>
+      </w:pPr>
+    </w:p>
+    <w:p>
+      <w:pPr>
+        <w:ind w:firstLine="540"/>
+        <w:rPr>
+          <w:sz w:val="18"/>
+          <w:szCs w:val="18"/>
+          <w:lang w:val="uk-UA"/>
+        </w:rPr>
+      </w:pPr>
+    </w:p>
+    <w:p>
+      <w:pPr>
+        <w:ind w:firstLine="540"/>
+        <w:rPr>
+          <w:sz w:val="18"/>
+          <w:szCs w:val="18"/>
+          <w:lang w:val="uk-UA"/>
+        </w:rPr>
+      </w:pPr>
+    </w:p>
+    <w:p>
+      <w:pPr>
+        <w:ind w:firstLine="540"/>
+        <w:rPr>
+          <w:sz w:val="18"/>
+          <w:szCs w:val="18"/>
+          <w:lang w:val="uk-UA"/>
+        </w:rPr>
+      </w:pPr>
+    </w:p>
+    <w:p>
+      <w:pPr>
+        <w:ind w:firstLine="540"/>
+        <w:rPr>
+          <w:sz w:val="18"/>
+          <w:szCs w:val="18"/>
+          <w:lang w:val="uk-UA"/>
+        </w:rPr>
+      </w:pPr>
+    </w:p>
+    <w:p>
+      <w:pPr>
+        <w:ind w:firstLine="540"/>
+        <w:rPr>
+          <w:sz w:val="18"/>
+          <w:szCs w:val="18"/>
+          <w:lang w:val="uk-UA"/>
+        </w:rPr>
+      </w:pPr>
+    </w:p>
+    <w:p>
+      <w:pPr>
+        <w:ind w:firstLine="540"/>
+        <w:rPr>
+          <w:sz w:val="18"/>
+          <w:szCs w:val="18"/>
+          <w:lang w:val="uk-UA"/>
+        </w:rPr>
+        <w:sectPr>
+          <w:pgSz w:w="11907" w:h="16840" w:code="9"/>
+          <w:pgMar w:top="719" w:right="747" w:bottom="719" w:left="900" w:header="284" w:footer="125" w:gutter="0"/>
+          <w:cols w:space="720"/>
+        </w:sectPr>
+      </w:pPr>
+    </w:p>
+    <w:p>
+      <w:pPr>
+        <w:rPr>
+          <w:sz w:val="18"/>
+          <w:szCs w:val="18"/>
+          <w:lang w:val="uk-UA"/>
+        </w:rPr>
+      </w:pPr>
+    </w:p>
+    <w:p>
+      <w:pPr>
+        <w:pStyle w:val="a3"/>
+        <w:ind w:right="0" w:firstLine="540"/>
+        <w:rPr>
+          <w:b/>
+          <w:bCs/>
+          <w:sz w:val="20"/>
+          <w:szCs w:val="20"/>
+        </w:rPr>
+      </w:pPr>
+      <w:r>
+        <w:rPr>
+          <w:b/>
+          <w:bCs/>
+          <w:sz w:val="20"/>
+          <w:szCs w:val="20"/>
+        </w:rPr>
+        <w:t xml:space="preserve">Форма </w:t>
+      </w:r>
+      <w:r>
+        <w:rPr>
+          <w:b/>
+          <w:bCs/>
+          <w:caps/>
+          <w:sz w:val="20"/>
+          <w:szCs w:val="20"/>
+        </w:rPr>
+        <w:t>а</w:t>
+      </w:r>
+      <w:r>
+        <w:rPr>
+          <w:b/>
+          <w:bCs/>
+          <w:sz w:val="20"/>
+          <w:szCs w:val="20"/>
+        </w:rPr>
+        <w:t>кту</w:t>
+      </w:r>
+    </w:p>
+    <w:p>
+      <w:pPr>
+        <w:pStyle w:val="a3"/>
+        <w:ind w:right="0" w:firstLine="540"/>
+        <w:rPr>
+          <w:b/>
+          <w:bCs/>
+          <w:sz w:val="18"/>
+          <w:szCs w:val="18"/>
+        </w:rPr>
+      </w:pPr>
+    </w:p>
+    <w:p>
+      <w:pPr>
+        <w:ind w:left="4680" w:firstLine="540"/>
+        <w:jc w:val="right"/>
+        <w:rPr>
+          <w:sz w:val="18"/>
+          <w:szCs w:val="18"/>
+          <w:lang w:val="uk-UA"/>
+        </w:rPr>
+      </w:pPr>
+      <w:r>
+        <w:rPr>
+          <w:sz w:val="18"/>
+          <w:szCs w:val="18"/>
+          <w:lang w:val="uk-UA"/>
+        </w:rPr>
+        <w:t xml:space="preserve">Додаток </w:t>
+      </w:r>
+      <w:r>
+        <w:rPr>
+          <w:sz w:val="18"/>
+          <w:szCs w:val="18"/>
+          <w:lang w:val="uk-UA"/>
+        </w:rPr>
+        <w:t>№ 2</w:t>
+      </w:r>
+    </w:p>
+    <w:p>
+      <w:pPr>
+        <w:ind w:left="4680" w:firstLine="540"/>
+        <w:jc w:val="right"/>
         <w:rPr>
           <w:b w:val="0"/>
           <w:bCs w:val="0"/>
@@ -9692,482 +10006,15 @@
           <w:lang w:val="uk-UA"/>
         </w:rPr>
       </w:pPr>
-    </w:p>
-    <w:p>
-      <w:pPr>
-        <w:ind w:firstLine="540"/>
+      <w:r>
         <w:rPr>
           <w:sz w:val="18"/>
           <w:szCs w:val="18"/>
           <w:lang w:val="uk-UA"/>
         </w:rPr>
-      </w:pPr>
-      <w:r>
-        <w:rPr>
-          <w:sz w:val="18"/>
-          <w:szCs w:val="18"/>
-          <w:lang w:val="uk-UA"/>
-        </w:rPr>
-        <w:t>М.П.</w:t>
-      </w:r>
-    </w:p>
-    <w:p>
-      <w:pPr>
-        <w:ind w:firstLine="540"/>
-        <w:rPr>
-          <w:sz w:val="18"/>
-          <w:szCs w:val="18"/>
-          <w:lang w:val="uk-UA"/>
-        </w:rPr>
-      </w:pPr>
-    </w:p>
-    <w:p>
-      <w:pPr>
-        <w:ind w:firstLine="540"/>
-        <w:rPr>
-          <w:sz w:val="18"/>
-          <w:szCs w:val="18"/>
-          <w:lang w:val="uk-UA"/>
-        </w:rPr>
-      </w:pPr>
-    </w:p>
-    <w:p>
-      <w:pPr>
-        <w:ind w:firstLine="540"/>
-        <w:rPr>
-          <w:sz w:val="18"/>
-          <w:szCs w:val="18"/>
-          <w:lang w:val="uk-UA"/>
-        </w:rPr>
-      </w:pPr>
-    </w:p>
-    <w:p>
-      <w:pPr>
-        <w:ind w:firstLine="540"/>
-        <w:rPr>
-          <w:sz w:val="18"/>
-          <w:szCs w:val="18"/>
-          <w:lang w:val="uk-UA"/>
-        </w:rPr>
-      </w:pPr>
-    </w:p>
-    <w:p>
-      <w:pPr>
-        <w:ind w:firstLine="540"/>
-        <w:rPr>
-          <w:sz w:val="18"/>
-          <w:szCs w:val="18"/>
-          <w:lang w:val="uk-UA"/>
-        </w:rPr>
-      </w:pPr>
-    </w:p>
-    <w:p>
-      <w:pPr>
-        <w:ind w:firstLine="540"/>
-        <w:rPr>
-          <w:sz w:val="18"/>
-          <w:szCs w:val="18"/>
-          <w:lang w:val="uk-UA"/>
-        </w:rPr>
-      </w:pPr>
-    </w:p>
-    <w:p>
-      <w:pPr>
-        <w:ind w:firstLine="540"/>
-        <w:rPr>
-          <w:sz w:val="18"/>
-          <w:szCs w:val="18"/>
-          <w:lang w:val="uk-UA"/>
-        </w:rPr>
-      </w:pPr>
-    </w:p>
-    <w:p>
-      <w:pPr>
-        <w:ind w:firstLine="540"/>
-        <w:rPr>
-          <w:sz w:val="18"/>
-          <w:szCs w:val="18"/>
-          <w:lang w:val="uk-UA"/>
-        </w:rPr>
-      </w:pPr>
-    </w:p>
-    <w:p>
-      <w:pPr>
-        <w:ind w:firstLine="540"/>
-        <w:rPr>
-          <w:sz w:val="18"/>
-          <w:szCs w:val="18"/>
-          <w:lang w:val="uk-UA"/>
-        </w:rPr>
-      </w:pPr>
-    </w:p>
-    <w:p>
-      <w:pPr>
-        <w:ind w:firstLine="540"/>
-        <w:rPr>
-          <w:sz w:val="18"/>
-          <w:szCs w:val="18"/>
-          <w:lang w:val="uk-UA"/>
-        </w:rPr>
-      </w:pPr>
-    </w:p>
-    <w:p>
-      <w:pPr>
-        <w:ind w:firstLine="540"/>
-        <w:rPr>
-          <w:sz w:val="18"/>
-          <w:szCs w:val="18"/>
-          <w:lang w:val="uk-UA"/>
-        </w:rPr>
-      </w:pPr>
-    </w:p>
-    <w:p>
-      <w:pPr>
-        <w:ind w:firstLine="540"/>
-        <w:rPr>
-          <w:sz w:val="18"/>
-          <w:szCs w:val="18"/>
-          <w:lang w:val="uk-UA"/>
-        </w:rPr>
-      </w:pPr>
-    </w:p>
-    <w:p>
-      <w:pPr>
-        <w:ind w:firstLine="540"/>
-        <w:rPr>
-          <w:sz w:val="18"/>
-          <w:szCs w:val="18"/>
-          <w:lang w:val="uk-UA"/>
-        </w:rPr>
-      </w:pPr>
-    </w:p>
-    <w:p>
-      <w:pPr>
-        <w:ind w:firstLine="540"/>
-        <w:rPr>
-          <w:sz w:val="18"/>
-          <w:szCs w:val="18"/>
-          <w:lang w:val="uk-UA"/>
-        </w:rPr>
-      </w:pPr>
-    </w:p>
-    <w:p>
-      <w:pPr>
-        <w:ind w:firstLine="540"/>
-        <w:rPr>
-          <w:sz w:val="18"/>
-          <w:szCs w:val="18"/>
-          <w:lang w:val="uk-UA"/>
-        </w:rPr>
-      </w:pPr>
-    </w:p>
-    <w:p>
-      <w:pPr>
-        <w:ind w:firstLine="540"/>
-        <w:rPr>
-          <w:sz w:val="18"/>
-          <w:szCs w:val="18"/>
-          <w:lang w:val="uk-UA"/>
-        </w:rPr>
-      </w:pPr>
-    </w:p>
-    <w:p>
-      <w:pPr>
-        <w:ind w:firstLine="540"/>
-        <w:rPr>
-          <w:sz w:val="18"/>
-          <w:szCs w:val="18"/>
-          <w:lang w:val="uk-UA"/>
-        </w:rPr>
-      </w:pPr>
-    </w:p>
-    <w:p>
-      <w:pPr>
-        <w:ind w:firstLine="540"/>
-        <w:rPr>
-          <w:sz w:val="18"/>
-          <w:szCs w:val="18"/>
-          <w:lang w:val="uk-UA"/>
-        </w:rPr>
-      </w:pPr>
-    </w:p>
-    <w:p>
-      <w:pPr>
-        <w:ind w:firstLine="540"/>
-        <w:rPr>
-          <w:sz w:val="18"/>
-          <w:szCs w:val="18"/>
-          <w:lang w:val="uk-UA"/>
-        </w:rPr>
-      </w:pPr>
-    </w:p>
-    <w:p>
-      <w:pPr>
-        <w:ind w:firstLine="540"/>
-        <w:rPr>
-          <w:sz w:val="18"/>
-          <w:szCs w:val="18"/>
-          <w:lang w:val="uk-UA"/>
-        </w:rPr>
-      </w:pPr>
-    </w:p>
-    <w:p>
-      <w:pPr>
-        <w:ind w:firstLine="540"/>
-        <w:rPr>
-          <w:sz w:val="18"/>
-          <w:szCs w:val="18"/>
-          <w:lang w:val="uk-UA"/>
-        </w:rPr>
-      </w:pPr>
-    </w:p>
-    <w:p>
-      <w:pPr>
-        <w:ind w:firstLine="540"/>
-        <w:rPr>
-          <w:sz w:val="18"/>
-          <w:szCs w:val="18"/>
-          <w:lang w:val="uk-UA"/>
-        </w:rPr>
-      </w:pPr>
-    </w:p>
-    <w:p>
-      <w:pPr>
-        <w:ind w:firstLine="540"/>
-        <w:rPr>
-          <w:sz w:val="18"/>
-          <w:szCs w:val="18"/>
-          <w:lang w:val="uk-UA"/>
-        </w:rPr>
-      </w:pPr>
-    </w:p>
-    <w:p>
-      <w:pPr>
-        <w:ind w:firstLine="540"/>
-        <w:rPr>
-          <w:sz w:val="18"/>
-          <w:szCs w:val="18"/>
-          <w:lang w:val="uk-UA"/>
-        </w:rPr>
-      </w:pPr>
-    </w:p>
-    <w:p>
-      <w:pPr>
-        <w:ind w:firstLine="540"/>
-        <w:rPr>
-          <w:sz w:val="18"/>
-          <w:szCs w:val="18"/>
-          <w:lang w:val="uk-UA"/>
-        </w:rPr>
-      </w:pPr>
-    </w:p>
-    <w:p>
-      <w:pPr>
-        <w:ind w:firstLine="540"/>
-        <w:rPr>
-          <w:sz w:val="18"/>
-          <w:szCs w:val="18"/>
-          <w:lang w:val="uk-UA"/>
-        </w:rPr>
-      </w:pPr>
-    </w:p>
-    <w:p>
-      <w:pPr>
-        <w:ind w:firstLine="540"/>
-        <w:rPr>
-          <w:sz w:val="18"/>
-          <w:szCs w:val="18"/>
-          <w:lang w:val="uk-UA"/>
-        </w:rPr>
-      </w:pPr>
-    </w:p>
-    <w:p>
-      <w:pPr>
-        <w:ind w:firstLine="540"/>
-        <w:rPr>
-          <w:sz w:val="18"/>
-          <w:szCs w:val="18"/>
-          <w:lang w:val="uk-UA"/>
-        </w:rPr>
-      </w:pPr>
-    </w:p>
-    <w:p>
-      <w:pPr>
-        <w:ind w:firstLine="540"/>
-        <w:rPr>
-          <w:sz w:val="18"/>
-          <w:szCs w:val="18"/>
-          <w:lang w:val="uk-UA"/>
-        </w:rPr>
-      </w:pPr>
-    </w:p>
-    <w:p>
-      <w:pPr>
-        <w:ind w:firstLine="540"/>
-        <w:rPr>
-          <w:sz w:val="18"/>
-          <w:szCs w:val="18"/>
-          <w:lang w:val="uk-UA"/>
-        </w:rPr>
-      </w:pPr>
-    </w:p>
-    <w:p>
-      <w:pPr>
-        <w:ind w:firstLine="540"/>
-        <w:rPr>
-          <w:sz w:val="18"/>
-          <w:szCs w:val="18"/>
-          <w:lang w:val="uk-UA"/>
-        </w:rPr>
-      </w:pPr>
-    </w:p>
-    <w:p>
-      <w:pPr>
-        <w:ind w:firstLine="540"/>
-        <w:rPr>
-          <w:sz w:val="18"/>
-          <w:szCs w:val="18"/>
-          <w:lang w:val="uk-UA"/>
-        </w:rPr>
-      </w:pPr>
-    </w:p>
-    <w:p>
-      <w:pPr>
-        <w:ind w:firstLine="540"/>
-        <w:rPr>
-          <w:sz w:val="18"/>
-          <w:szCs w:val="18"/>
-          <w:lang w:val="uk-UA"/>
-        </w:rPr>
-      </w:pPr>
-    </w:p>
-    <w:p>
-      <w:pPr>
-        <w:ind w:firstLine="540"/>
-        <w:rPr>
-          <w:sz w:val="18"/>
-          <w:szCs w:val="18"/>
-          <w:lang w:val="uk-UA"/>
-        </w:rPr>
-      </w:pPr>
-    </w:p>
-    <w:p>
-      <w:pPr>
-        <w:ind w:firstLine="540"/>
-        <w:rPr>
-          <w:sz w:val="18"/>
-          <w:szCs w:val="18"/>
-          <w:lang w:val="uk-UA"/>
-        </w:rPr>
-      </w:pPr>
-    </w:p>
-    <w:p>
-      <w:pPr>
-        <w:ind w:firstLine="540"/>
-        <w:rPr>
-          <w:sz w:val="18"/>
-          <w:szCs w:val="18"/>
-          <w:lang w:val="uk-UA"/>
-        </w:rPr>
-        <w:sectPr>
-          <w:pgSz w:w="11907" w:h="16840" w:code="9"/>
-          <w:pgMar w:top="719" w:right="747" w:bottom="719" w:left="900" w:header="284" w:footer="125" w:gutter="0"/>
-          <w:cols w:space="720"/>
-        </w:sectPr>
-      </w:pPr>
-    </w:p>
-    <w:p>
-      <w:pPr>
-        <w:rPr>
-          <w:sz w:val="18"/>
-          <w:szCs w:val="18"/>
-          <w:lang w:val="uk-UA"/>
-        </w:rPr>
-      </w:pPr>
-    </w:p>
-    <w:p>
-      <w:pPr>
-        <w:pStyle w:val="a3"/>
-        <w:ind w:right="0" w:firstLine="540"/>
-        <w:rPr>
-          <w:b/>
-          <w:bCs/>
-          <w:sz w:val="20"/>
-          <w:szCs w:val="20"/>
-        </w:rPr>
-      </w:pPr>
-      <w:r>
-        <w:rPr>
-          <w:b/>
-          <w:bCs/>
-          <w:sz w:val="20"/>
-          <w:szCs w:val="20"/>
-        </w:rPr>
-        <w:t xml:space="preserve">Форма </w:t>
-      </w:r>
-      <w:r>
-        <w:rPr>
-          <w:b/>
-          <w:bCs/>
-          <w:caps/>
-          <w:sz w:val="20"/>
-          <w:szCs w:val="20"/>
-        </w:rPr>
-        <w:t>а</w:t>
-      </w:r>
-      <w:r>
-        <w:rPr>
-          <w:b/>
-          <w:bCs/>
-          <w:sz w:val="20"/>
-          <w:szCs w:val="20"/>
-        </w:rPr>
-        <w:t>кту</w:t>
-      </w:r>
-    </w:p>
-    <w:p>
-      <w:pPr>
-        <w:pStyle w:val="a3"/>
-        <w:ind w:right="0" w:firstLine="540"/>
-        <w:rPr>
-          <w:b/>
-          <w:bCs/>
-          <w:sz w:val="18"/>
-          <w:szCs w:val="18"/>
-        </w:rPr>
-      </w:pPr>
-    </w:p>
-    <w:p>
-      <w:pPr>
-        <w:ind w:left="4680" w:firstLine="540"/>
-        <w:jc w:val="right"/>
-        <w:rPr>
-          <w:sz w:val="18"/>
-          <w:szCs w:val="18"/>
-          <w:lang w:val="uk-UA"/>
-        </w:rPr>
-      </w:pPr>
-      <w:r>
-        <w:rPr>
-          <w:sz w:val="18"/>
-          <w:szCs w:val="18"/>
-          <w:lang w:val="uk-UA"/>
-        </w:rPr>
-        <w:t xml:space="preserve">Додаток </w:t>
-      </w:r>
-      <w:r>
-        <w:rPr>
-          <w:sz w:val="18"/>
-          <w:szCs w:val="18"/>
-          <w:lang w:val="uk-UA"/>
-        </w:rPr>
-        <w:t>№ 2</w:t>
-      </w:r>
-    </w:p>
-    <w:p>
-      <w:pPr>
-        <w:ind w:left="4680" w:firstLine="540"/>
-        <w:jc w:val="right"/>
+        <w:t xml:space="preserve"> </w:t>
+      </w:r>
+      <w:r>
         <w:rPr>
           <w:b w:val="0"/>
           <w:bCs w:val="0"/>
@@ -10175,16 +10022,13 @@
           <w:szCs w:val="18"/>
           <w:lang w:val="uk-UA"/>
         </w:rPr>
-      </w:pPr>
-      <w:r>
-        <w:rPr>
-          <w:sz w:val="18"/>
-          <w:szCs w:val="18"/>
-          <w:lang w:val="uk-UA"/>
-        </w:rPr>
-        <w:t xml:space="preserve"> </w:t>
-      </w:r>
-      <w:r>
+        <w:t xml:space="preserve">до Ліцензійного договору </w:t>
+      </w:r>
+    </w:p>
+    <w:p>
+      <w:pPr>
+        <w:ind w:left="4680" w:firstLine="540"/>
+        <w:jc w:val="right"/>
         <w:rPr>
           <w:b w:val="0"/>
           <w:bCs w:val="0"/>
@@ -10192,13 +10036,8 @@
           <w:szCs w:val="18"/>
           <w:lang w:val="uk-UA"/>
         </w:rPr>
-        <w:t xml:space="preserve">до Ліцензійного договору </w:t>
-      </w:r>
-    </w:p>
-    <w:p>
-      <w:pPr>
-        <w:ind w:left="4680" w:firstLine="540"/>
-        <w:jc w:val="right"/>
+      </w:pPr>
+      <w:r>
         <w:rPr>
           <w:b w:val="0"/>
           <w:bCs w:val="0"/>
@@ -10206,7 +10045,8 @@
           <w:szCs w:val="18"/>
           <w:lang w:val="uk-UA"/>
         </w:rPr>
-      </w:pPr>
+        <w:t xml:space="preserve">№ </w:t>
+      </w:r>
       <w:r>
         <w:rPr>
           <w:b w:val="0"/>
@@ -10215,7 +10055,7 @@
           <w:szCs w:val="18"/>
           <w:lang w:val="uk-UA"/>
         </w:rPr>
-        <w:t xml:space="preserve">№ </w:t>
+        <w:t>К</w:t>
       </w:r>
       <w:r>
         <w:rPr>
@@ -10225,7 +10065,7 @@
           <w:szCs w:val="18"/>
           <w:lang w:val="uk-UA"/>
         </w:rPr>
-        <w:t>К</w:t>
+        <w:t xml:space="preserve">Р </w:t>
       </w:r>
       <w:r>
         <w:rPr>
@@ -10235,7 +10075,7 @@
           <w:szCs w:val="18"/>
           <w:lang w:val="uk-UA"/>
         </w:rPr>
-        <w:t xml:space="preserve">Р </w:t>
+        <w:t>-____</w:t>
       </w:r>
       <w:r>
         <w:rPr>
@@ -10245,9 +10085,13 @@
           <w:szCs w:val="18"/>
           <w:lang w:val="uk-UA"/>
         </w:rPr>
-        <w:t>-____</w:t>
-      </w:r>
-      <w:r>
+        <w:t>___/___</w:t>
+      </w:r>
+    </w:p>
+    <w:p>
+      <w:pPr>
+        <w:ind w:left="4680" w:firstLine="540"/>
+        <w:jc w:val="right"/>
         <w:rPr>
           <w:b w:val="0"/>
           <w:bCs w:val="0"/>
@@ -10255,13 +10099,8 @@
           <w:szCs w:val="18"/>
           <w:lang w:val="uk-UA"/>
         </w:rPr>
-        <w:t>___/___</w:t>
-      </w:r>
-    </w:p>
-    <w:p>
-      <w:pPr>
-        <w:ind w:left="4680" w:firstLine="540"/>
-        <w:jc w:val="right"/>
+      </w:pPr>
+      <w:r>
         <w:rPr>
           <w:b w:val="0"/>
           <w:bCs w:val="0"/>
@@ -10269,7 +10108,8 @@
           <w:szCs w:val="18"/>
           <w:lang w:val="uk-UA"/>
         </w:rPr>
-      </w:pPr>
+        <w:t xml:space="preserve">     </w:t>
+      </w:r>
       <w:r>
         <w:rPr>
           <w:b w:val="0"/>
@@ -10278,7 +10118,7 @@
           <w:szCs w:val="18"/>
           <w:lang w:val="uk-UA"/>
         </w:rPr>
-        <w:t xml:space="preserve">     </w:t>
+        <w:t xml:space="preserve">       від “_____” _______________20____</w:t>
       </w:r>
       <w:r>
         <w:rPr>
@@ -10288,9 +10128,13 @@
           <w:szCs w:val="18"/>
           <w:lang w:val="uk-UA"/>
         </w:rPr>
-        <w:t xml:space="preserve">       від “_____” _______________20____</w:t>
-      </w:r>
-      <w:r>
+        <w:t xml:space="preserve"> р. </w:t>
+      </w:r>
+    </w:p>
+    <w:p>
+      <w:pPr>
+        <w:ind w:left="4680" w:firstLine="540"/>
+        <w:jc w:val="right"/>
         <w:rPr>
           <w:b w:val="0"/>
           <w:bCs w:val="0"/>
@@ -10298,8 +10142,7 @@
           <w:szCs w:val="18"/>
           <w:lang w:val="uk-UA"/>
         </w:rPr>
-        <w:t xml:space="preserve"> р. </w:t>
-      </w:r>
+      </w:pPr>
     </w:p>
     <w:p>
       <w:pPr>
@@ -10316,19 +10159,6 @@
     </w:p>
     <w:p>
       <w:pPr>
-        <w:ind w:left="4680" w:firstLine="540"/>
-        <w:jc w:val="right"/>
-        <w:rPr>
-          <w:b w:val="0"/>
-          <w:bCs w:val="0"/>
-          <w:sz w:val="18"/>
-          <w:szCs w:val="18"/>
-          <w:lang w:val="uk-UA"/>
-        </w:rPr>
-      </w:pPr>
-    </w:p>
-    <w:p>
-      <w:pPr>
         <w:pStyle w:val="a3"/>
         <w:jc w:val="center"/>
         <w:rPr>
@@ -10483,51 +10313,7 @@
           <w:szCs w:val="22"/>
           <w:lang w:val="ru-RU"/>
         </w:rPr>
-        <w:t>(</w:t>
-      </w:r>
-      <w:proofErr w:type="spellStart"/>
-      <w:r>
-        <w:rPr>
-          <w:b/>
-          <w:bCs/>
-          <w:sz w:val="22"/>
-          <w:szCs w:val="22"/>
-          <w:lang w:val="ru-RU"/>
-        </w:rPr>
-        <w:t>далі</w:t>
-      </w:r>
-      <w:proofErr w:type="spellEnd"/>
-      <w:r>
-        <w:rPr>
-          <w:b/>
-          <w:bCs/>
-          <w:sz w:val="22"/>
-          <w:szCs w:val="22"/>
-          <w:lang w:val="ru-RU"/>
-        </w:rPr>
-        <w:t xml:space="preserve"> - </w:t>
-      </w:r>
-      <w:proofErr w:type="spellStart"/>
-      <w:r>
-        <w:rPr>
-          <w:b/>
-          <w:bCs/>
-          <w:sz w:val="22"/>
-          <w:szCs w:val="22"/>
-          <w:lang w:val="ru-RU"/>
-        </w:rPr>
-        <w:t>Договір</w:t>
-      </w:r>
-      <w:proofErr w:type="spellEnd"/>
-      <w:r>
-        <w:rPr>
-          <w:b/>
-          <w:bCs/>
-          <w:sz w:val="22"/>
-          <w:szCs w:val="22"/>
-          <w:lang w:val="ru-RU"/>
-        </w:rPr>
-        <w:t xml:space="preserve">) </w:t>
+        <w:t xml:space="preserve">(далі - Договір) </w:t>
       </w:r>
       <w:r>
         <w:rPr>
@@ -10804,7 +10590,7 @@
                         <w:txbxContent>
                           <w:p>
                             <w:pPr>
-                              <w:pStyle w:val="af"/>
+                              <w:pStyle w:val="ae"/>
                               <w:spacing w:before="0" w:beforeAutospacing="0" w:after="0" w:afterAutospacing="0"/>
                               <w:jc w:val="center"/>
                             </w:pPr>
@@ -10855,7 +10641,7 @@
               </wp:anchor>
             </w:drawing>
           </mc:Choice>
-          <mc:Fallback>
+          <mc:Fallback xmlns:w16se="http://schemas.microsoft.com/office/word/2015/wordml/symex" xmlns:w16cid="http://schemas.microsoft.com/office/word/2016/wordml/cid" xmlns:am3d="http://schemas.microsoft.com/office/drawing/2017/model3d" xmlns:aink="http://schemas.microsoft.com/office/drawing/2016/ink" xmlns:cx8="http://schemas.microsoft.com/office/drawing/2016/5/14/chartex" xmlns:cx7="http://schemas.microsoft.com/office/drawing/2016/5/13/chartex" xmlns:cx6="http://schemas.microsoft.com/office/drawing/2016/5/12/chartex" xmlns:cx5="http://schemas.microsoft.com/office/drawing/2016/5/11/chartex" xmlns:cx4="http://schemas.microsoft.com/office/drawing/2016/5/10/chartex" xmlns:cx3="http://schemas.microsoft.com/office/drawing/2016/5/9/chartex" xmlns:cx2="http://schemas.microsoft.com/office/drawing/2015/10/21/chartex" xmlns:cx1="http://schemas.microsoft.com/office/drawing/2015/9/8/chartex" xmlns:cx="http://schemas.microsoft.com/office/drawing/2014/chartex">
             <w:pict>
               <v:shape id="WordArt 8" o:spid="_x0000_s1027" type="#_x0000_t202" style="position:absolute;left:0;text-align:left;margin-left:139.3pt;margin-top:-132.7pt;width:246pt;height:540pt;z-index:251658240;visibility:visible;mso-wrap-style:square;mso-width-percent:0;mso-height-percent:0;mso-wrap-distance-left:9pt;mso-wrap-distance-top:0;mso-wrap-distance-right:9pt;mso-wrap-distance-bottom:0;mso-position-horizontal:absolute;mso-position-horizontal-relative:text;mso-position-vertical:absolute;mso-position-vertical-relative:text;mso-width-percent:0;mso-height-percent:0;mso-width-relative:page;mso-height-relative:page;v-text-anchor:top" o:gfxdata="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" filled="f" stroked="f">
                 <o:lock v:ext="edit" shapetype="t"/>
@@ -11673,18 +11459,8 @@
                 <w:szCs w:val="22"/>
                 <w:lang w:val="ru-RU"/>
               </w:rPr>
-              <w:t>(Код ЄДРПОУ: ______________</w:t>
+              <w:t>(Код ЄДРПОУ: _______________ )</w:t>
             </w:r>
-            <w:proofErr w:type="gramStart"/>
-            <w:r>
-              <w:rPr>
-                <w:sz w:val="22"/>
-                <w:szCs w:val="22"/>
-                <w:lang w:val="ru-RU"/>
-              </w:rPr>
-              <w:t>_ )</w:t>
-            </w:r>
-            <w:proofErr w:type="gramEnd"/>
           </w:p>
         </w:tc>
         <w:tc>
@@ -13765,7 +13541,7 @@
 </file>
 
 <file path=word/endnotes.xml><?xml version="1.0" encoding="utf-8"?>
-<w:endnotes xmlns:wpc="http://schemas.microsoft.com/office/word/2010/wordprocessingCanvas" xmlns:cx="http://schemas.microsoft.com/office/drawing/2014/chartex" xmlns:cx1="http://schemas.microsoft.com/office/drawing/2015/9/8/chartex" xmlns:cx2="http://schemas.microsoft.com/office/drawing/2015/10/21/chartex" xmlns:cx3="http://schemas.microsoft.com/office/drawing/2016/5/9/chartex" xmlns:cx4="http://schemas.microsoft.com/office/drawing/2016/5/10/chartex" xmlns:cx5="http://schemas.microsoft.com/office/drawing/2016/5/11/chartex" xmlns:cx6="http://schemas.microsoft.com/office/drawing/2016/5/12/chartex" xmlns:cx7="http://schemas.microsoft.com/office/drawing/2016/5/13/chartex" xmlns:cx8="http://schemas.microsoft.com/office/drawing/2016/5/14/chartex" xmlns:mc="http://schemas.openxmlformats.org/markup-compatibility/2006" xmlns:aink="http://schemas.microsoft.com/office/drawing/2016/ink" xmlns:am3d="http://schemas.microsoft.com/office/drawing/2017/model3d" xmlns:o="urn:schemas-microsoft-com:office:office" xmlns:r="http://schemas.openxmlformats.org/officeDocument/2006/relationships" xmlns:m="http://schemas.openxmlformats.org/officeDocument/2006/math" xmlns:v="urn:schemas-microsoft-com:vml" xmlns:wp14="http://schemas.microsoft.com/office/word/2010/wordprocessingDrawing" xmlns:wp="http://schemas.openxmlformats.org/drawingml/2006/wordprocessingDrawing" xmlns:w10="urn:schemas-microsoft-com:office:word" xmlns:w="http://schemas.openxmlformats.org/wordprocessingml/2006/main" xmlns:w14="http://schemas.microsoft.com/office/word/2010/wordml" xmlns:w15="http://schemas.microsoft.com/office/word/2012/wordml" xmlns:w16cid="http://schemas.microsoft.com/office/word/2016/wordml/cid" xmlns:w16se="http://schemas.microsoft.com/office/word/2015/wordml/symex" xmlns:wpg="http://schemas.microsoft.com/office/word/2010/wordprocessingGroup" xmlns:wpi="http://schemas.microsoft.com/office/word/2010/wordprocessingInk" xmlns:wne="http://schemas.microsoft.com/office/word/2006/wordml" xmlns:wps="http://schemas.microsoft.com/office/word/2010/wordprocessingShape" mc:Ignorable="w14 w15 w16se w16cid wp14">
+<w:endnotes xmlns:wpc="http://schemas.microsoft.com/office/word/2010/wordprocessingCanvas" xmlns:mc="http://schemas.openxmlformats.org/markup-compatibility/2006" xmlns:o="urn:schemas-microsoft-com:office:office" xmlns:r="http://schemas.openxmlformats.org/officeDocument/2006/relationships" xmlns:m="http://schemas.openxmlformats.org/officeDocument/2006/math" xmlns:v="urn:schemas-microsoft-com:vml" xmlns:wp14="http://schemas.microsoft.com/office/word/2010/wordprocessingDrawing" xmlns:wp="http://schemas.openxmlformats.org/drawingml/2006/wordprocessingDrawing" xmlns:w10="urn:schemas-microsoft-com:office:word" xmlns:w="http://schemas.openxmlformats.org/wordprocessingml/2006/main" xmlns:w14="http://schemas.microsoft.com/office/word/2010/wordml" xmlns:w15="http://schemas.microsoft.com/office/word/2012/wordml" xmlns:wpg="http://schemas.microsoft.com/office/word/2010/wordprocessingGroup" xmlns:wpi="http://schemas.microsoft.com/office/word/2010/wordprocessingInk" xmlns:wne="http://schemas.microsoft.com/office/word/2006/wordml" xmlns:wps="http://schemas.microsoft.com/office/word/2010/wordprocessingShape" mc:Ignorable="w14 w15 wp14">
   <w:endnote w:type="separator" w:id="-1">
     <w:p>
       <w:r>
@@ -13784,7 +13560,7 @@
 </file>
 
 <file path=word/footer1.xml><?xml version="1.0" encoding="utf-8"?>
-<w:ftr xmlns:wpc="http://schemas.microsoft.com/office/word/2010/wordprocessingCanvas" xmlns:cx="http://schemas.microsoft.com/office/drawing/2014/chartex" xmlns:cx1="http://schemas.microsoft.com/office/drawing/2015/9/8/chartex" xmlns:cx2="http://schemas.microsoft.com/office/drawing/2015/10/21/chartex" xmlns:cx3="http://schemas.microsoft.com/office/drawing/2016/5/9/chartex" xmlns:cx4="http://schemas.microsoft.com/office/drawing/2016/5/10/chartex" xmlns:cx5="http://schemas.microsoft.com/office/drawing/2016/5/11/chartex" xmlns:cx6="http://schemas.microsoft.com/office/drawing/2016/5/12/chartex" xmlns:cx7="http://schemas.microsoft.com/office/drawing/2016/5/13/chartex" xmlns:cx8="http://schemas.microsoft.com/office/drawing/2016/5/14/chartex" xmlns:mc="http://schemas.openxmlformats.org/markup-compatibility/2006" xmlns:aink="http://schemas.microsoft.com/office/drawing/2016/ink" xmlns:am3d="http://schemas.microsoft.com/office/drawing/2017/model3d" xmlns:o="urn:schemas-microsoft-com:office:office" xmlns:r="http://schemas.openxmlformats.org/officeDocument/2006/relationships" xmlns:m="http://schemas.openxmlformats.org/officeDocument/2006/math" xmlns:v="urn:schemas-microsoft-com:vml" xmlns:wp14="http://schemas.microsoft.com/office/word/2010/wordprocessingDrawing" xmlns:wp="http://schemas.openxmlformats.org/drawingml/2006/wordprocessingDrawing" xmlns:w10="urn:schemas-microsoft-com:office:word" xmlns:w="http://schemas.openxmlformats.org/wordprocessingml/2006/main" xmlns:w14="http://schemas.microsoft.com/office/word/2010/wordml" xmlns:w15="http://schemas.microsoft.com/office/word/2012/wordml" xmlns:w16cid="http://schemas.microsoft.com/office/word/2016/wordml/cid" xmlns:w16se="http://schemas.microsoft.com/office/word/2015/wordml/symex" xmlns:wpg="http://schemas.microsoft.com/office/word/2010/wordprocessingGroup" xmlns:wpi="http://schemas.microsoft.com/office/word/2010/wordprocessingInk" xmlns:wne="http://schemas.microsoft.com/office/word/2006/wordml" xmlns:wps="http://schemas.microsoft.com/office/word/2010/wordprocessingShape" mc:Ignorable="w14 w15 w16se w16cid wp14">
+<w:ftr xmlns:wpc="http://schemas.microsoft.com/office/word/2010/wordprocessingCanvas" xmlns:mc="http://schemas.openxmlformats.org/markup-compatibility/2006" xmlns:o="urn:schemas-microsoft-com:office:office" xmlns:r="http://schemas.openxmlformats.org/officeDocument/2006/relationships" xmlns:m="http://schemas.openxmlformats.org/officeDocument/2006/math" xmlns:v="urn:schemas-microsoft-com:vml" xmlns:wp14="http://schemas.microsoft.com/office/word/2010/wordprocessingDrawing" xmlns:wp="http://schemas.openxmlformats.org/drawingml/2006/wordprocessingDrawing" xmlns:w10="urn:schemas-microsoft-com:office:word" xmlns:w="http://schemas.openxmlformats.org/wordprocessingml/2006/main" xmlns:w14="http://schemas.microsoft.com/office/word/2010/wordml" xmlns:w15="http://schemas.microsoft.com/office/word/2012/wordml" xmlns:wpg="http://schemas.microsoft.com/office/word/2010/wordprocessingGroup" xmlns:wpi="http://schemas.microsoft.com/office/word/2010/wordprocessingInk" xmlns:wne="http://schemas.microsoft.com/office/word/2006/wordml" xmlns:wps="http://schemas.microsoft.com/office/word/2010/wordprocessingShape" mc:Ignorable="w14 w15 wp14">
   <w:p>
     <w:pPr>
       <w:pStyle w:val="a7"/>
@@ -13822,7 +13598,7 @@
 </file>
 
 <file path=word/footer2.xml><?xml version="1.0" encoding="utf-8"?>
-<w:ftr xmlns:wpc="http://schemas.microsoft.com/office/word/2010/wordprocessingCanvas" xmlns:cx="http://schemas.microsoft.com/office/drawing/2014/chartex" xmlns:cx1="http://schemas.microsoft.com/office/drawing/2015/9/8/chartex" xmlns:cx2="http://schemas.microsoft.com/office/drawing/2015/10/21/chartex" xmlns:cx3="http://schemas.microsoft.com/office/drawing/2016/5/9/chartex" xmlns:cx4="http://schemas.microsoft.com/office/drawing/2016/5/10/chartex" xmlns:cx5="http://schemas.microsoft.com/office/drawing/2016/5/11/chartex" xmlns:cx6="http://schemas.microsoft.com/office/drawing/2016/5/12/chartex" xmlns:cx7="http://schemas.microsoft.com/office/drawing/2016/5/13/chartex" xmlns:cx8="http://schemas.microsoft.com/office/drawing/2016/5/14/chartex" xmlns:mc="http://schemas.openxmlformats.org/markup-compatibility/2006" xmlns:aink="http://schemas.microsoft.com/office/drawing/2016/ink" xmlns:am3d="http://schemas.microsoft.com/office/drawing/2017/model3d" xmlns:o="urn:schemas-microsoft-com:office:office" xmlns:r="http://schemas.openxmlformats.org/officeDocument/2006/relationships" xmlns:m="http://schemas.openxmlformats.org/officeDocument/2006/math" xmlns:v="urn:schemas-microsoft-com:vml" xmlns:wp14="http://schemas.microsoft.com/office/word/2010/wordprocessingDrawing" xmlns:wp="http://schemas.openxmlformats.org/drawingml/2006/wordprocessingDrawing" xmlns:w10="urn:schemas-microsoft-com:office:word" xmlns:w="http://schemas.openxmlformats.org/wordprocessingml/2006/main" xmlns:w14="http://schemas.microsoft.com/office/word/2010/wordml" xmlns:w15="http://schemas.microsoft.com/office/word/2012/wordml" xmlns:w16cid="http://schemas.microsoft.com/office/word/2016/wordml/cid" xmlns:w16se="http://schemas.microsoft.com/office/word/2015/wordml/symex" xmlns:wpg="http://schemas.microsoft.com/office/word/2010/wordprocessingGroup" xmlns:wpi="http://schemas.microsoft.com/office/word/2010/wordprocessingInk" xmlns:wne="http://schemas.microsoft.com/office/word/2006/wordml" xmlns:wps="http://schemas.microsoft.com/office/word/2010/wordprocessingShape" mc:Ignorable="w14 w15 w16se w16cid wp14">
+<w:ftr xmlns:wpc="http://schemas.microsoft.com/office/word/2010/wordprocessingCanvas" xmlns:mc="http://schemas.openxmlformats.org/markup-compatibility/2006" xmlns:o="urn:schemas-microsoft-com:office:office" xmlns:r="http://schemas.openxmlformats.org/officeDocument/2006/relationships" xmlns:m="http://schemas.openxmlformats.org/officeDocument/2006/math" xmlns:v="urn:schemas-microsoft-com:vml" xmlns:wp14="http://schemas.microsoft.com/office/word/2010/wordprocessingDrawing" xmlns:wp="http://schemas.openxmlformats.org/drawingml/2006/wordprocessingDrawing" xmlns:w10="urn:schemas-microsoft-com:office:word" xmlns:w="http://schemas.openxmlformats.org/wordprocessingml/2006/main" xmlns:w14="http://schemas.microsoft.com/office/word/2010/wordml" xmlns:w15="http://schemas.microsoft.com/office/word/2012/wordml" xmlns:wpg="http://schemas.microsoft.com/office/word/2010/wordprocessingGroup" xmlns:wpi="http://schemas.microsoft.com/office/word/2010/wordprocessingInk" xmlns:wne="http://schemas.microsoft.com/office/word/2006/wordml" xmlns:wps="http://schemas.microsoft.com/office/word/2010/wordprocessingShape" mc:Ignorable="w14 w15 wp14">
   <w:p>
     <w:pPr>
       <w:pStyle w:val="a7"/>
@@ -14001,7 +13777,7 @@
 </file>
 
 <file path=word/footnotes.xml><?xml version="1.0" encoding="utf-8"?>
-<w:footnotes xmlns:wpc="http://schemas.microsoft.com/office/word/2010/wordprocessingCanvas" xmlns:cx="http://schemas.microsoft.com/office/drawing/2014/chartex" xmlns:cx1="http://schemas.microsoft.com/office/drawing/2015/9/8/chartex" xmlns:cx2="http://schemas.microsoft.com/office/drawing/2015/10/21/chartex" xmlns:cx3="http://schemas.microsoft.com/office/drawing/2016/5/9/chartex" xmlns:cx4="http://schemas.microsoft.com/office/drawing/2016/5/10/chartex" xmlns:cx5="http://schemas.microsoft.com/office/drawing/2016/5/11/chartex" xmlns:cx6="http://schemas.microsoft.com/office/drawing/2016/5/12/chartex" xmlns:cx7="http://schemas.microsoft.com/office/drawing/2016/5/13/chartex" xmlns:cx8="http://schemas.microsoft.com/office/drawing/2016/5/14/chartex" xmlns:mc="http://schemas.openxmlformats.org/markup-compatibility/2006" xmlns:aink="http://schemas.microsoft.com/office/drawing/2016/ink" xmlns:am3d="http://schemas.microsoft.com/office/drawing/2017/model3d" xmlns:o="urn:schemas-microsoft-com:office:office" xmlns:r="http://schemas.openxmlformats.org/officeDocument/2006/relationships" xmlns:m="http://schemas.openxmlformats.org/officeDocument/2006/math" xmlns:v="urn:schemas-microsoft-com:vml" xmlns:wp14="http://schemas.microsoft.com/office/word/2010/wordprocessingDrawing" xmlns:wp="http://schemas.openxmlformats.org/drawingml/2006/wordprocessingDrawing" xmlns:w10="urn:schemas-microsoft-com:office:word" xmlns:w="http://schemas.openxmlformats.org/wordprocessingml/2006/main" xmlns:w14="http://schemas.microsoft.com/office/word/2010/wordml" xmlns:w15="http://schemas.microsoft.com/office/word/2012/wordml" xmlns:w16cid="http://schemas.microsoft.com/office/word/2016/wordml/cid" xmlns:w16se="http://schemas.microsoft.com/office/word/2015/wordml/symex" xmlns:wpg="http://schemas.microsoft.com/office/word/2010/wordprocessingGroup" xmlns:wpi="http://schemas.microsoft.com/office/word/2010/wordprocessingInk" xmlns:wne="http://schemas.microsoft.com/office/word/2006/wordml" xmlns:wps="http://schemas.microsoft.com/office/word/2010/wordprocessingShape" mc:Ignorable="w14 w15 w16se w16cid wp14">
+<w:footnotes xmlns:wpc="http://schemas.microsoft.com/office/word/2010/wordprocessingCanvas" xmlns:mc="http://schemas.openxmlformats.org/markup-compatibility/2006" xmlns:o="urn:schemas-microsoft-com:office:office" xmlns:r="http://schemas.openxmlformats.org/officeDocument/2006/relationships" xmlns:m="http://schemas.openxmlformats.org/officeDocument/2006/math" xmlns:v="urn:schemas-microsoft-com:vml" xmlns:wp14="http://schemas.microsoft.com/office/word/2010/wordprocessingDrawing" xmlns:wp="http://schemas.openxmlformats.org/drawingml/2006/wordprocessingDrawing" xmlns:w10="urn:schemas-microsoft-com:office:word" xmlns:w="http://schemas.openxmlformats.org/wordprocessingml/2006/main" xmlns:w14="http://schemas.microsoft.com/office/word/2010/wordml" xmlns:w15="http://schemas.microsoft.com/office/word/2012/wordml" xmlns:wpg="http://schemas.microsoft.com/office/word/2010/wordprocessingGroup" xmlns:wpi="http://schemas.microsoft.com/office/word/2010/wordprocessingInk" xmlns:wne="http://schemas.microsoft.com/office/word/2006/wordml" xmlns:wps="http://schemas.microsoft.com/office/word/2010/wordprocessingShape" mc:Ignorable="w14 w15 wp14">
   <w:footnote w:type="separator" w:id="-1">
     <w:p>
       <w:r>
@@ -14020,7 +13796,7 @@
 </file>
 
 <file path=word/header1.xml><?xml version="1.0" encoding="utf-8"?>
-<w:hdr xmlns:wpc="http://schemas.microsoft.com/office/word/2010/wordprocessingCanvas" xmlns:cx="http://schemas.microsoft.com/office/drawing/2014/chartex" xmlns:cx1="http://schemas.microsoft.com/office/drawing/2015/9/8/chartex" xmlns:cx2="http://schemas.microsoft.com/office/drawing/2015/10/21/chartex" xmlns:cx3="http://schemas.microsoft.com/office/drawing/2016/5/9/chartex" xmlns:cx4="http://schemas.microsoft.com/office/drawing/2016/5/10/chartex" xmlns:cx5="http://schemas.microsoft.com/office/drawing/2016/5/11/chartex" xmlns:cx6="http://schemas.microsoft.com/office/drawing/2016/5/12/chartex" xmlns:cx7="http://schemas.microsoft.com/office/drawing/2016/5/13/chartex" xmlns:cx8="http://schemas.microsoft.com/office/drawing/2016/5/14/chartex" xmlns:mc="http://schemas.openxmlformats.org/markup-compatibility/2006" xmlns:aink="http://schemas.microsoft.com/office/drawing/2016/ink" xmlns:am3d="http://schemas.microsoft.com/office/drawing/2017/model3d" xmlns:o="urn:schemas-microsoft-com:office:office" xmlns:r="http://schemas.openxmlformats.org/officeDocument/2006/relationships" xmlns:m="http://schemas.openxmlformats.org/officeDocument/2006/math" xmlns:v="urn:schemas-microsoft-com:vml" xmlns:wp14="http://schemas.microsoft.com/office/word/2010/wordprocessingDrawing" xmlns:wp="http://schemas.openxmlformats.org/drawingml/2006/wordprocessingDrawing" xmlns:w10="urn:schemas-microsoft-com:office:word" xmlns:w="http://schemas.openxmlformats.org/wordprocessingml/2006/main" xmlns:w14="http://schemas.microsoft.com/office/word/2010/wordml" xmlns:w15="http://schemas.microsoft.com/office/word/2012/wordml" xmlns:w16cid="http://schemas.microsoft.com/office/word/2016/wordml/cid" xmlns:w16se="http://schemas.microsoft.com/office/word/2015/wordml/symex" xmlns:wpg="http://schemas.microsoft.com/office/word/2010/wordprocessingGroup" xmlns:wpi="http://schemas.microsoft.com/office/word/2010/wordprocessingInk" xmlns:wne="http://schemas.microsoft.com/office/word/2006/wordml" xmlns:wps="http://schemas.microsoft.com/office/word/2010/wordprocessingShape" mc:Ignorable="w14 w15 w16se w16cid wp14">
+<w:hdr xmlns:wpc="http://schemas.microsoft.com/office/word/2010/wordprocessingCanvas" xmlns:mc="http://schemas.openxmlformats.org/markup-compatibility/2006" xmlns:o="urn:schemas-microsoft-com:office:office" xmlns:r="http://schemas.openxmlformats.org/officeDocument/2006/relationships" xmlns:m="http://schemas.openxmlformats.org/officeDocument/2006/math" xmlns:v="urn:schemas-microsoft-com:vml" xmlns:wp14="http://schemas.microsoft.com/office/word/2010/wordprocessingDrawing" xmlns:wp="http://schemas.openxmlformats.org/drawingml/2006/wordprocessingDrawing" xmlns:w10="urn:schemas-microsoft-com:office:word" xmlns:w="http://schemas.openxmlformats.org/wordprocessingml/2006/main" xmlns:w14="http://schemas.microsoft.com/office/word/2010/wordml" xmlns:w15="http://schemas.microsoft.com/office/word/2012/wordml" xmlns:wpg="http://schemas.microsoft.com/office/word/2010/wordprocessingGroup" xmlns:wpi="http://schemas.microsoft.com/office/word/2010/wordprocessingInk" xmlns:wne="http://schemas.microsoft.com/office/word/2006/wordml" xmlns:wps="http://schemas.microsoft.com/office/word/2010/wordprocessingShape" mc:Ignorable="w14 w15 wp14">
   <w:p>
     <w:pPr>
       <w:pStyle w:val="a5"/>
@@ -14084,17 +13860,17 @@
 </file>
 
 <file path=word/styles.xml><?xml version="1.0" encoding="utf-8"?>
-<w:styles xmlns:mc="http://schemas.openxmlformats.org/markup-compatibility/2006" xmlns:r="http://schemas.openxmlformats.org/officeDocument/2006/relationships" xmlns:w="http://schemas.openxmlformats.org/wordprocessingml/2006/main" xmlns:w14="http://schemas.microsoft.com/office/word/2010/wordml" xmlns:w15="http://schemas.microsoft.com/office/word/2012/wordml" xmlns:w16cid="http://schemas.microsoft.com/office/word/2016/wordml/cid" xmlns:w16se="http://schemas.microsoft.com/office/word/2015/wordml/symex" mc:Ignorable="w14 w15 w16se w16cid">
+<w:styles xmlns:mc="http://schemas.openxmlformats.org/markup-compatibility/2006" xmlns:r="http://schemas.openxmlformats.org/officeDocument/2006/relationships" xmlns:w="http://schemas.openxmlformats.org/wordprocessingml/2006/main" xmlns:w14="http://schemas.microsoft.com/office/word/2010/wordml" xmlns:w15="http://schemas.microsoft.com/office/word/2012/wordml" mc:Ignorable="w14 w15">
   <w:docDefaults>
     <w:rPrDefault>
       <w:rPr>
         <w:rFonts w:ascii="Times New Roman" w:eastAsia="Times New Roman" w:hAnsi="Times New Roman" w:cs="Times New Roman"/>
-        <w:lang w:val="ru-UA" w:eastAsia="ru-UA" w:bidi="ar-SA"/>
+        <w:lang w:val="aa-ET" w:eastAsia="aa-ET" w:bidi="ar-SA"/>
       </w:rPr>
     </w:rPrDefault>
     <w:pPrDefault/>
   </w:docDefaults>
-  <w:latentStyles w:defLockedState="0" w:defUIPriority="99" w:defSemiHidden="0" w:defUnhideWhenUsed="0" w:defQFormat="0" w:count="375">
+  <w:latentStyles w:defLockedState="0" w:defUIPriority="99" w:defSemiHidden="0" w:defUnhideWhenUsed="0" w:defQFormat="0" w:count="371">
     <w:lsdException w:name="Normal" w:uiPriority="0" w:qFormat="1"/>
     <w:lsdException w:name="heading 1" w:uiPriority="9" w:qFormat="1"/>
     <w:lsdException w:name="heading 2" w:semiHidden="1" w:uiPriority="9" w:unhideWhenUsed="1" w:qFormat="1"/>
@@ -14466,10 +14242,6 @@
     <w:lsdException w:name="List Table 5 Dark Accent 6" w:uiPriority="50"/>
     <w:lsdException w:name="List Table 6 Colorful Accent 6" w:uiPriority="51"/>
     <w:lsdException w:name="List Table 7 Colorful Accent 6" w:uiPriority="52"/>
-    <w:lsdException w:name="Mention" w:semiHidden="1" w:unhideWhenUsed="1"/>
-    <w:lsdException w:name="Smart Hyperlink" w:semiHidden="1" w:unhideWhenUsed="1"/>
-    <w:lsdException w:name="Hashtag" w:semiHidden="1" w:unhideWhenUsed="1"/>
-    <w:lsdException w:name="Unresolved Mention" w:semiHidden="1" w:unhideWhenUsed="1"/>
   </w:latentStyles>
   <w:style w:type="paragraph" w:default="1" w:styleId="a">
     <w:name w:val="Normal"/>
@@ -14514,6 +14286,7 @@
   <w:style w:type="character" w:default="1" w:styleId="a0">
     <w:name w:val="Default Paragraph Font"/>
     <w:uiPriority w:val="1"/>
+    <w:semiHidden/>
     <w:unhideWhenUsed/>
   </w:style>
   <w:style w:type="table" w:default="1" w:styleId="a1">
@@ -14642,6 +14415,7 @@
       <w:textAlignment w:val="baseline"/>
     </w:pPr>
     <w:tblPr>
+      <w:tblInd w:w="0" w:type="dxa"/>
       <w:tblBorders>
         <w:top w:val="single" w:sz="4" w:space="0" w:color="auto"/>
         <w:left w:val="single" w:sz="4" w:space="0" w:color="auto"/>
@@ -14650,10 +14424,16 @@
         <w:insideH w:val="single" w:sz="4" w:space="0" w:color="auto"/>
         <w:insideV w:val="single" w:sz="4" w:space="0" w:color="auto"/>
       </w:tblBorders>
+      <w:tblCellMar>
+        <w:top w:w="0" w:type="dxa"/>
+        <w:left w:w="108" w:type="dxa"/>
+        <w:bottom w:w="0" w:type="dxa"/>
+        <w:right w:w="108" w:type="dxa"/>
+      </w:tblCellMar>
     </w:tblPr>
   </w:style>
-  <w:style w:type="paragraph" w:customStyle="1" w:styleId="ac">
-    <w:name w:val="Название"/>
+  <w:style w:type="paragraph" w:customStyle="1" w:styleId="11">
+    <w:name w:val="Название1"/>
     <w:basedOn w:val="a"/>
     <w:qFormat/>
     <w:rsid w:val="00E57C25"/>
@@ -14667,7 +14447,7 @@
       <w:lang w:val="uk-UA" w:eastAsia="ja-JP"/>
     </w:rPr>
   </w:style>
-  <w:style w:type="paragraph" w:customStyle="1" w:styleId="ad">
+  <w:style w:type="paragraph" w:customStyle="1" w:styleId="ac">
     <w:basedOn w:val="a"/>
     <w:rsid w:val="00E57C25"/>
     <w:pPr>
@@ -14686,7 +14466,7 @@
       <w:lang w:val="en-US" w:eastAsia="en-US"/>
     </w:rPr>
   </w:style>
-  <w:style w:type="paragraph" w:styleId="ae">
+  <w:style w:type="paragraph" w:styleId="ad">
     <w:name w:val="Balloon Text"/>
     <w:basedOn w:val="a"/>
     <w:semiHidden/>
@@ -14697,7 +14477,7 @@
       <w:szCs w:val="16"/>
     </w:rPr>
   </w:style>
-  <w:style w:type="character" w:customStyle="1" w:styleId="11">
+  <w:style w:type="character" w:customStyle="1" w:styleId="12">
     <w:name w:val="Знак Знак1"/>
     <w:rsid w:val="002F6174"/>
     <w:rPr>
@@ -14825,7 +14605,7 @@
       <w:szCs w:val="24"/>
     </w:rPr>
   </w:style>
-  <w:style w:type="paragraph" w:styleId="af">
+  <w:style w:type="paragraph" w:styleId="ae">
     <w:name w:val="Normal (Web)"/>
     <w:basedOn w:val="a"/>
     <w:uiPriority w:val="99"/>
@@ -14846,7 +14626,7 @@
       <w:bCs w:val="0"/>
       <w:sz w:val="24"/>
       <w:szCs w:val="24"/>
-      <w:lang w:val="ru-UA" w:eastAsia="ru-UA"/>
+      <w:lang w:val="aa-ET" w:eastAsia="aa-ET"/>
     </w:rPr>
   </w:style>
   <w:style w:type="character" w:customStyle="1" w:styleId="10">
@@ -14865,7 +14645,7 @@
       <w:lang w:val="ru-RU" w:eastAsia="ru-RU"/>
     </w:rPr>
   </w:style>
-  <w:style w:type="character" w:styleId="af0">
+  <w:style w:type="character" w:styleId="af">
     <w:name w:val="Placeholder Text"/>
     <w:basedOn w:val="a0"/>
     <w:uiPriority w:val="99"/>
@@ -14879,7 +14659,7 @@
 </file>
 
 <file path=word/glossary/document.xml><?xml version="1.0" encoding="utf-8"?>
-<w:glossaryDocument xmlns:wpc="http://schemas.microsoft.com/office/word/2010/wordprocessingCanvas" xmlns:cx="http://schemas.microsoft.com/office/drawing/2014/chartex" xmlns:cx1="http://schemas.microsoft.com/office/drawing/2015/9/8/chartex" xmlns:cx2="http://schemas.microsoft.com/office/drawing/2015/10/21/chartex" xmlns:cx3="http://schemas.microsoft.com/office/drawing/2016/5/9/chartex" xmlns:cx4="http://schemas.microsoft.com/office/drawing/2016/5/10/chartex" xmlns:cx5="http://schemas.microsoft.com/office/drawing/2016/5/11/chartex" xmlns:cx6="http://schemas.microsoft.com/office/drawing/2016/5/12/chartex" xmlns:cx7="http://schemas.microsoft.com/office/drawing/2016/5/13/chartex" xmlns:cx8="http://schemas.microsoft.com/office/drawing/2016/5/14/chartex" xmlns:mc="http://schemas.openxmlformats.org/markup-compatibility/2006" xmlns:aink="http://schemas.microsoft.com/office/drawing/2016/ink" xmlns:am3d="http://schemas.microsoft.com/office/drawing/2017/model3d" xmlns:o="urn:schemas-microsoft-com:office:office" xmlns:r="http://schemas.openxmlformats.org/officeDocument/2006/relationships" xmlns:m="http://schemas.openxmlformats.org/officeDocument/2006/math" xmlns:v="urn:schemas-microsoft-com:vml" xmlns:wp14="http://schemas.microsoft.com/office/word/2010/wordprocessingDrawing" xmlns:wp="http://schemas.openxmlformats.org/drawingml/2006/wordprocessingDrawing" xmlns:w10="urn:schemas-microsoft-com:office:word" xmlns:w="http://schemas.openxmlformats.org/wordprocessingml/2006/main" xmlns:w14="http://schemas.microsoft.com/office/word/2010/wordml" xmlns:w15="http://schemas.microsoft.com/office/word/2012/wordml" xmlns:w16cid="http://schemas.microsoft.com/office/word/2016/wordml/cid" xmlns:w16se="http://schemas.microsoft.com/office/word/2015/wordml/symex" xmlns:wpg="http://schemas.microsoft.com/office/word/2010/wordprocessingGroup" xmlns:wpi="http://schemas.microsoft.com/office/word/2010/wordprocessingInk" xmlns:wne="http://schemas.microsoft.com/office/word/2006/wordml" xmlns:wps="http://schemas.microsoft.com/office/word/2010/wordprocessingShape" mc:Ignorable="w14 w15 w16se w16cid wp14">
+<w:glossaryDocument xmlns:wpc="http://schemas.microsoft.com/office/word/2010/wordprocessingCanvas" xmlns:mc="http://schemas.openxmlformats.org/markup-compatibility/2006" xmlns:o="urn:schemas-microsoft-com:office:office" xmlns:r="http://schemas.openxmlformats.org/officeDocument/2006/relationships" xmlns:m="http://schemas.openxmlformats.org/officeDocument/2006/math" xmlns:v="urn:schemas-microsoft-com:vml" xmlns:wp14="http://schemas.microsoft.com/office/word/2010/wordprocessingDrawing" xmlns:wp="http://schemas.openxmlformats.org/drawingml/2006/wordprocessingDrawing" xmlns:w10="urn:schemas-microsoft-com:office:word" xmlns:w="http://schemas.openxmlformats.org/wordprocessingml/2006/main" xmlns:w14="http://schemas.microsoft.com/office/word/2010/wordml" xmlns:w15="http://schemas.microsoft.com/office/word/2012/wordml" xmlns:wpg="http://schemas.microsoft.com/office/word/2010/wordprocessingGroup" xmlns:wpi="http://schemas.microsoft.com/office/word/2010/wordprocessingInk" xmlns:wne="http://schemas.microsoft.com/office/word/2006/wordml" xmlns:wps="http://schemas.microsoft.com/office/word/2010/wordprocessingShape" mc:Ignorable="w14 w15 wp14">
   <w:docParts>
     <w:docPart>
       <w:docPartPr>
@@ -15799,7 +15579,7 @@
 </file>
 
 <file path=word/glossary/fontTable.xml><?xml version="1.0" encoding="utf-8"?>
-<w:fonts xmlns:mc="http://schemas.openxmlformats.org/markup-compatibility/2006" xmlns:r="http://schemas.openxmlformats.org/officeDocument/2006/relationships" xmlns:w="http://schemas.openxmlformats.org/wordprocessingml/2006/main" xmlns:w14="http://schemas.microsoft.com/office/word/2010/wordml" xmlns:w15="http://schemas.microsoft.com/office/word/2012/wordml" xmlns:w16cid="http://schemas.microsoft.com/office/word/2016/wordml/cid" xmlns:w16se="http://schemas.microsoft.com/office/word/2015/wordml/symex" mc:Ignorable="w14 w15 w16se w16cid">
+<w:fonts xmlns:mc="http://schemas.openxmlformats.org/markup-compatibility/2006" xmlns:r="http://schemas.openxmlformats.org/officeDocument/2006/relationships" xmlns:w="http://schemas.openxmlformats.org/wordprocessingml/2006/main" xmlns:w14="http://schemas.microsoft.com/office/word/2010/wordml" xmlns:w15="http://schemas.microsoft.com/office/word/2012/wordml" mc:Ignorable="w14 w15">
   <w:font w:name="Times New Roman">
     <w:panose1 w:val="02020603050405020304"/>
     <w:charset w:val="CC"/>
@@ -15811,23 +15591,24 @@
     <w:altName w:val="ＭＳ 明朝"/>
     <w:panose1 w:val="02020609040205080304"/>
     <w:charset w:val="80"/>
-    <w:family w:val="modern"/>
+    <w:family w:val="roman"/>
+    <w:notTrueType/>
     <w:pitch w:val="fixed"/>
-    <w:sig w:usb0="E00002FF" w:usb1="6AC7FDFB" w:usb2="08000012" w:usb3="00000000" w:csb0="0002009F" w:csb1="00000000"/>
+    <w:sig w:usb0="00000001" w:usb1="08070000" w:usb2="00000010" w:usb3="00000000" w:csb0="00020000" w:csb1="00000000"/>
   </w:font>
   <w:font w:name="Cambria">
     <w:panose1 w:val="02040503050406030204"/>
     <w:charset w:val="CC"/>
     <w:family w:val="roman"/>
     <w:pitch w:val="variable"/>
-    <w:sig w:usb0="E00006FF" w:usb1="420024FF" w:usb2="02000000" w:usb3="00000000" w:csb0="0000019F" w:csb1="00000000"/>
+    <w:sig w:usb0="E00002FF" w:usb1="400004FF" w:usb2="00000000" w:usb3="00000000" w:csb0="0000019F" w:csb1="00000000"/>
   </w:font>
   <w:font w:name="Verdana">
     <w:panose1 w:val="020B0604030504040204"/>
     <w:charset w:val="CC"/>
     <w:family w:val="swiss"/>
     <w:pitch w:val="variable"/>
-    <w:sig w:usb0="A00006FF" w:usb1="4000205B" w:usb2="00000010" w:usb3="00000000" w:csb0="0000019F" w:csb1="00000000"/>
+    <w:sig w:usb0="A10006FF" w:usb1="4000205B" w:usb2="00000010" w:usb3="00000000" w:csb0="0000019F" w:csb1="00000000"/>
   </w:font>
   <w:font w:name="Tahoma">
     <w:panose1 w:val="020B0604030504040204"/>
@@ -15855,7 +15636,7 @@
     <w:charset w:val="CC"/>
     <w:family w:val="swiss"/>
     <w:pitch w:val="variable"/>
-    <w:sig w:usb0="E0002EFF" w:usb1="C000247B" w:usb2="00000009" w:usb3="00000000" w:csb0="000001FF" w:csb1="00000000"/>
+    <w:sig w:usb0="E0002AFF" w:usb1="C000247B" w:usb2="00000009" w:usb3="00000000" w:csb0="000001FF" w:csb1="00000000"/>
   </w:font>
   <w:font w:name="inherit">
     <w:altName w:val="Times New Roman"/>
@@ -15870,7 +15651,7 @@
     <w:charset w:val="CC"/>
     <w:family w:val="swiss"/>
     <w:pitch w:val="variable"/>
-    <w:sig w:usb0="E0002EFF" w:usb1="C000785B" w:usb2="00000009" w:usb3="00000000" w:csb0="000001FF" w:csb1="00000000"/>
+    <w:sig w:usb0="E0002EFF" w:usb1="C0007843" w:usb2="00000009" w:usb3="00000000" w:csb0="000001FF" w:csb1="00000000"/>
   </w:font>
   <w:font w:name="Calibri Light">
     <w:panose1 w:val="020F0302020204030204"/>
@@ -15883,9 +15664,10 @@
 </file>
 
 <file path=word/glossary/settings.xml><?xml version="1.0" encoding="utf-8"?>
-<w:settings xmlns:mc="http://schemas.openxmlformats.org/markup-compatibility/2006" xmlns:o="urn:schemas-microsoft-com:office:office" xmlns:r="http://schemas.openxmlformats.org/officeDocument/2006/relationships" xmlns:m="http://schemas.openxmlformats.org/officeDocument/2006/math" xmlns:v="urn:schemas-microsoft-com:vml" xmlns:w10="urn:schemas-microsoft-com:office:word" xmlns:w="http://schemas.openxmlformats.org/wordprocessingml/2006/main" xmlns:w14="http://schemas.microsoft.com/office/word/2010/wordml" xmlns:w15="http://schemas.microsoft.com/office/word/2012/wordml" xmlns:w16cid="http://schemas.microsoft.com/office/word/2016/wordml/cid" xmlns:w16se="http://schemas.microsoft.com/office/word/2015/wordml/symex" xmlns:sl="http://schemas.openxmlformats.org/schemaLibrary/2006/main" mc:Ignorable="w14 w15 w16se w16cid">
+<w:settings xmlns:mc="http://schemas.openxmlformats.org/markup-compatibility/2006" xmlns:o="urn:schemas-microsoft-com:office:office" xmlns:r="http://schemas.openxmlformats.org/officeDocument/2006/relationships" xmlns:m="http://schemas.openxmlformats.org/officeDocument/2006/math" xmlns:v="urn:schemas-microsoft-com:vml" xmlns:w10="urn:schemas-microsoft-com:office:word" xmlns:w="http://schemas.openxmlformats.org/wordprocessingml/2006/main" xmlns:w14="http://schemas.microsoft.com/office/word/2010/wordml" xmlns:w15="http://schemas.microsoft.com/office/word/2012/wordml" xmlns:sl="http://schemas.openxmlformats.org/schemaLibrary/2006/main" mc:Ignorable="w14 w15">
   <w:view w:val="normal"/>
   <w:defaultTabStop w:val="720"/>
+  <w:hyphenationZone w:val="425"/>
   <w:characterSpacingControl w:val="doNotCompress"/>
   <w:compat>
     <w:useFELayout/>
@@ -15894,7 +15676,6 @@
     <w:compatSetting w:name="enableOpenTypeFeatures" w:uri="http://schemas.microsoft.com/office/word" w:val="1"/>
     <w:compatSetting w:name="doNotFlipMirrorIndents" w:uri="http://schemas.microsoft.com/office/word" w:val="1"/>
     <w:compatSetting w:name="differentiateMultirowTableHeaders" w:uri="http://schemas.microsoft.com/office/word" w:val="1"/>
-    <w:compatSetting w:name="useWord2013TrackBottomHyphenation" w:uri="http://schemas.microsoft.com/office/word" w:val="0"/>
   </w:compat>
   <w:rsids>
     <w:rsidRoot w:val="006B2191"/>
@@ -15902,9 +15683,11 @@
     <w:rsid w:val="004B3905"/>
     <w:rsid w:val="006B2191"/>
     <w:rsid w:val="00950134"/>
+    <w:rsid w:val="009B2BB3"/>
     <w:rsid w:val="00AE32B5"/>
     <w:rsid w:val="00B14472"/>
     <w:rsid w:val="00BC3DD5"/>
+    <w:rsid w:val="00E014BA"/>
     <w:rsid w:val="00F930AE"/>
   </w:rsids>
   <m:mathPr>
@@ -15920,7 +15703,7 @@
     <m:intLim m:val="subSup"/>
     <m:naryLim m:val="undOvr"/>
   </m:mathPr>
-  <w:themeFontLang w:val="ru-UA"/>
+  <w:themeFontLang/>
   <w:clrSchemeMapping w:bg1="light1" w:t1="dark1" w:bg2="light2" w:t2="dark2" w:accent1="accent1" w:accent2="accent2" w:accent3="accent3" w:accent4="accent4" w:accent5="accent5" w:accent6="accent6" w:hyperlink="hyperlink" w:followedHyperlink="followedHyperlink"/>
   <w:decimalSymbol w:val=","/>
   <w:listSeparator w:val=";"/>
@@ -15929,14 +15712,14 @@
 </file>
 
 <file path=word/glossary/styles.xml><?xml version="1.0" encoding="utf-8"?>
-<w:styles xmlns:mc="http://schemas.openxmlformats.org/markup-compatibility/2006" xmlns:r="http://schemas.openxmlformats.org/officeDocument/2006/relationships" xmlns:w="http://schemas.openxmlformats.org/wordprocessingml/2006/main" xmlns:w14="http://schemas.microsoft.com/office/word/2010/wordml" xmlns:w15="http://schemas.microsoft.com/office/word/2012/wordml" xmlns:w16cid="http://schemas.microsoft.com/office/word/2016/wordml/cid" xmlns:w16se="http://schemas.microsoft.com/office/word/2015/wordml/symex" mc:Ignorable="w14 w15 w16se w16cid">
+<w:styles xmlns:mc="http://schemas.openxmlformats.org/markup-compatibility/2006" xmlns:r="http://schemas.openxmlformats.org/officeDocument/2006/relationships" xmlns:w="http://schemas.openxmlformats.org/wordprocessingml/2006/main" xmlns:w14="http://schemas.microsoft.com/office/word/2010/wordml" xmlns:w15="http://schemas.microsoft.com/office/word/2012/wordml" mc:Ignorable="w14 w15">
   <w:docDefaults>
     <w:rPrDefault>
       <w:rPr>
         <w:rFonts w:asciiTheme="minorHAnsi" w:eastAsiaTheme="minorEastAsia" w:hAnsiTheme="minorHAnsi" w:cstheme="minorBidi"/>
         <w:sz w:val="22"/>
         <w:szCs w:val="22"/>
-        <w:lang w:val="ru-UA" w:eastAsia="ru-UA" w:bidi="ar-SA"/>
+        <w:lang w:val="aa-ET" w:eastAsia="aa-ET" w:bidi="ar-SA"/>
       </w:rPr>
     </w:rPrDefault>
     <w:pPrDefault>
@@ -15945,7 +15728,7 @@
       </w:pPr>
     </w:pPrDefault>
   </w:docDefaults>
-  <w:latentStyles w:defLockedState="0" w:defUIPriority="99" w:defSemiHidden="0" w:defUnhideWhenUsed="0" w:defQFormat="0" w:count="375">
+  <w:latentStyles w:defLockedState="0" w:defUIPriority="99" w:defSemiHidden="0" w:defUnhideWhenUsed="0" w:defQFormat="0" w:count="371">
     <w:lsdException w:name="Normal" w:uiPriority="0" w:qFormat="1"/>
     <w:lsdException w:name="heading 1" w:uiPriority="9" w:qFormat="1"/>
     <w:lsdException w:name="heading 2" w:semiHidden="1" w:uiPriority="9" w:unhideWhenUsed="1" w:qFormat="1"/>
@@ -16317,10 +16100,6 @@
     <w:lsdException w:name="List Table 5 Dark Accent 6" w:uiPriority="50"/>
     <w:lsdException w:name="List Table 6 Colorful Accent 6" w:uiPriority="51"/>
     <w:lsdException w:name="List Table 7 Colorful Accent 6" w:uiPriority="52"/>
-    <w:lsdException w:name="Mention" w:semiHidden="1" w:unhideWhenUsed="1"/>
-    <w:lsdException w:name="Smart Hyperlink" w:semiHidden="1" w:unhideWhenUsed="1"/>
-    <w:lsdException w:name="Hashtag" w:semiHidden="1" w:unhideWhenUsed="1"/>
-    <w:lsdException w:name="Unresolved Mention" w:semiHidden="1" w:unhideWhenUsed="1"/>
   </w:latentStyles>
   <w:style w:type="paragraph" w:default="1" w:styleId="a">
     <w:name w:val="Normal"/>
@@ -16506,15 +16285,12 @@
   <w:style w:type="paragraph" w:customStyle="1" w:styleId="313B7CCCB1F64668A6608D5422C5B66B">
     <w:name w:val="313B7CCCB1F64668A6608D5422C5B66B"/>
     <w:rsid w:val="00950134"/>
-    <w:rPr>
-      <w:lang w:val="ru-UA" w:eastAsia="ru-UA"/>
-    </w:rPr>
   </w:style>
 </w:styles>
 </file>
 
 <file path=word/glossary/webSettings.xml><?xml version="1.0" encoding="utf-8"?>
-<w:webSettings xmlns:mc="http://schemas.openxmlformats.org/markup-compatibility/2006" xmlns:r="http://schemas.openxmlformats.org/officeDocument/2006/relationships" xmlns:w="http://schemas.openxmlformats.org/wordprocessingml/2006/main" xmlns:w14="http://schemas.microsoft.com/office/word/2010/wordml" xmlns:w15="http://schemas.microsoft.com/office/word/2012/wordml" xmlns:w16cid="http://schemas.microsoft.com/office/word/2016/wordml/cid" xmlns:w16se="http://schemas.microsoft.com/office/word/2015/wordml/symex" mc:Ignorable="w14 w15 w16se w16cid">
+<w:webSettings xmlns:mc="http://schemas.openxmlformats.org/markup-compatibility/2006" xmlns:r="http://schemas.openxmlformats.org/officeDocument/2006/relationships" xmlns:w="http://schemas.openxmlformats.org/wordprocessingml/2006/main" xmlns:w14="http://schemas.microsoft.com/office/word/2010/wordml" xmlns:w15="http://schemas.microsoft.com/office/word/2012/wordml" mc:Ignorable="w14 w15">
   <w:optimizeForBrowser/>
   <w:allowPNG/>
 </w:webSettings>
@@ -16820,7 +16596,7 @@
 </file>
 
 <file path=customXml/itemProps1.xml><?xml version="1.0" encoding="utf-8"?>
-<ds:datastoreItem xmlns:ds="http://schemas.openxmlformats.org/officeDocument/2006/customXml" ds:itemID="{622140E2-1C7D-4562-B9F9-979588023061}">
+<ds:datastoreItem xmlns:ds="http://schemas.openxmlformats.org/officeDocument/2006/customXml" ds:itemID="{6CAE6A07-E97D-434E-94D4-BD0FAB89101B}">
   <ds:schemaRefs>
     <ds:schemaRef ds:uri="http://schemas.openxmlformats.org/officeDocument/2006/bibliography"/>
   </ds:schemaRefs>
